--- a/CSC326-System-Analysis-And-Design/Old-Questions/old-questions.docx
+++ b/CSC326-System-Analysis-And-Design/Old-Questions/old-questions.docx
@@ -27,12 +27,9 @@
           <w:lang w:val="en-US"/>
           <w14:ligatures w14:val="standardContextual"/>
         </w:rPr>
-        <w:t>2081:</w:t>
-      </w:r>
-    </w:p>
-    <w:p>
-      <w:pPr>
-        <w:spacing w:before="240" w:line="480" w:lineRule="auto"/>
+        <w:t>208</w:t>
+      </w:r>
+      <w:r>
         <w:rPr>
           <w:rFonts w:ascii="Aptos" w:eastAsia="Aptos" w:hAnsi="Aptos" w:cs="Times New Roman"/>
           <w:b/>
@@ -43,13 +40,587 @@
           <w:lang w:val="en-US"/>
           <w14:ligatures w14:val="standardContextual"/>
         </w:rPr>
-      </w:pPr>
+        <w:t>2</w:t>
+      </w:r>
       <w:r>
         <w:rPr>
           <w:rFonts w:ascii="Aptos" w:eastAsia="Aptos" w:hAnsi="Aptos" w:cs="Times New Roman"/>
           <w:b/>
           <w:bCs/>
           <w:kern w:val="2"/>
+          <w:sz w:val="36"/>
+          <w:szCs w:val="36"/>
+          <w:lang w:val="en-US"/>
+          <w14:ligatures w14:val="standardContextual"/>
+        </w:rPr>
+        <w:t>:</w:t>
+      </w:r>
+    </w:p>
+    <w:p>
+      <w:pPr>
+        <w:spacing w:before="240" w:line="480" w:lineRule="auto"/>
+        <w:rPr>
+          <w:rFonts w:ascii="Aptos" w:eastAsia="Aptos" w:hAnsi="Aptos" w:cs="Times New Roman"/>
+          <w:b/>
+          <w:bCs/>
+          <w:kern w:val="2"/>
+          <w:sz w:val="36"/>
+          <w:szCs w:val="36"/>
+          <w:lang w:val="en-US"/>
+          <w14:ligatures w14:val="standardContextual"/>
+        </w:rPr>
+      </w:pPr>
+      <w:r>
+        <w:rPr>
+          <w:rFonts w:ascii="Aptos" w:eastAsia="Aptos" w:hAnsi="Aptos" w:cs="Times New Roman"/>
+          <w:b/>
+          <w:bCs/>
+          <w:kern w:val="2"/>
+          <w:sz w:val="24"/>
+          <w:szCs w:val="24"/>
+          <w:lang w:val="en-US"/>
+          <w14:ligatures w14:val="standardContextual"/>
+        </w:rPr>
+        <w:t>Long Answer Questions: [10 marks each]</w:t>
+      </w:r>
+    </w:p>
+    <w:p>
+      <w:pPr>
+        <w:numPr>
+          <w:ilvl w:val="0"/>
+          <w:numId w:val="8"/>
+        </w:numPr>
+        <w:spacing w:before="240" w:line="480" w:lineRule="auto"/>
+        <w:contextualSpacing/>
+        <w:rPr>
+          <w:rFonts w:ascii="Aptos" w:eastAsia="Aptos" w:hAnsi="Aptos" w:cs="Times New Roman"/>
+          <w:kern w:val="2"/>
+          <w:sz w:val="24"/>
+          <w:szCs w:val="24"/>
+          <w:lang w:val="en-US"/>
+          <w14:ligatures w14:val="standardContextual"/>
+        </w:rPr>
+      </w:pPr>
+      <w:r>
+        <w:rPr>
+          <w:rFonts w:ascii="Aptos" w:eastAsia="Aptos" w:hAnsi="Aptos" w:cs="Times New Roman"/>
+          <w:kern w:val="2"/>
+          <w:sz w:val="24"/>
+          <w:szCs w:val="24"/>
+          <w:lang w:val="en-US"/>
+          <w14:ligatures w14:val="standardContextual"/>
+        </w:rPr>
+        <w:t>List different phases of project management. Explain the different steps involved in the first phase of project management.</w:t>
+      </w:r>
+    </w:p>
+    <w:p>
+      <w:pPr>
+        <w:pStyle w:val="ListParagraph"/>
+        <w:numPr>
+          <w:ilvl w:val="0"/>
+          <w:numId w:val="8"/>
+        </w:numPr>
+        <w:spacing w:before="240" w:line="480" w:lineRule="auto"/>
+        <w:rPr>
+          <w:rFonts w:ascii="Aptos" w:eastAsia="Aptos" w:hAnsi="Aptos" w:cs="Times New Roman"/>
+          <w:kern w:val="2"/>
+          <w:sz w:val="24"/>
+          <w:szCs w:val="24"/>
+          <w:lang w:val="en-US"/>
+          <w14:ligatures w14:val="standardContextual"/>
+        </w:rPr>
+      </w:pPr>
+      <w:r>
+        <w:rPr>
+          <w:rFonts w:ascii="Aptos" w:eastAsia="Aptos" w:hAnsi="Aptos" w:cs="Times New Roman"/>
+          <w:kern w:val="2"/>
+          <w:sz w:val="24"/>
+          <w:szCs w:val="24"/>
+          <w:lang w:val="en-US"/>
+          <w14:ligatures w14:val="standardContextual"/>
+        </w:rPr>
+        <w:t>Compare and contrast between observation and document analysis while requirement determination. Explain radical methods for determining the requirements.</w:t>
+      </w:r>
+    </w:p>
+    <w:p>
+      <w:pPr>
+        <w:pStyle w:val="ListParagraph"/>
+        <w:numPr>
+          <w:ilvl w:val="0"/>
+          <w:numId w:val="8"/>
+        </w:numPr>
+        <w:spacing w:before="240" w:line="480" w:lineRule="auto"/>
+        <w:rPr>
+          <w:rFonts w:ascii="Aptos" w:eastAsia="Aptos" w:hAnsi="Aptos" w:cs="Times New Roman"/>
+          <w:kern w:val="2"/>
+          <w:sz w:val="24"/>
+          <w:szCs w:val="24"/>
+          <w:lang w:val="en-US"/>
+          <w14:ligatures w14:val="standardContextual"/>
+        </w:rPr>
+      </w:pPr>
+      <w:r>
+        <w:rPr>
+          <w:rFonts w:ascii="Aptos" w:eastAsia="Aptos" w:hAnsi="Aptos" w:cs="Times New Roman"/>
+          <w:kern w:val="2"/>
+          <w:sz w:val="24"/>
+          <w:szCs w:val="24"/>
+          <w:lang w:val="en-US"/>
+          <w14:ligatures w14:val="standardContextual"/>
+        </w:rPr>
+        <w:t>Draw DFD for the following scenario:</w:t>
+      </w:r>
+    </w:p>
+    <w:p>
+      <w:pPr>
+        <w:pStyle w:val="ListParagraph"/>
+        <w:spacing w:before="240" w:line="480" w:lineRule="auto"/>
+        <w:ind w:left="360"/>
+        <w:rPr>
+          <w:rFonts w:ascii="Aptos" w:eastAsia="Aptos" w:hAnsi="Aptos" w:cs="Times New Roman"/>
+          <w:kern w:val="2"/>
+          <w:sz w:val="24"/>
+          <w:szCs w:val="24"/>
+          <w:lang w:val="en-US"/>
+          <w14:ligatures w14:val="standardContextual"/>
+        </w:rPr>
+      </w:pPr>
+      <w:r>
+        <w:rPr>
+          <w:rFonts w:ascii="Aptos" w:eastAsia="Aptos" w:hAnsi="Aptos" w:cs="Times New Roman"/>
+          <w:kern w:val="2"/>
+          <w:sz w:val="24"/>
+          <w:szCs w:val="24"/>
+          <w:lang w:val="en-US"/>
+          <w14:ligatures w14:val="standardContextual"/>
+        </w:rPr>
+        <w:t>A patient after registration in the online pathology system will get login credentials. After the valid login the patient upon entering the details of test to be conducted will get the test date and time. The patient can also pay online. The patient can download the test report from the system after notification. The patient will also get schedule for doctor visit if required and in that case the report will also be emailed to the doctor.</w:t>
+      </w:r>
+    </w:p>
+    <w:p>
+      <w:pPr>
+        <w:spacing w:before="240" w:line="480" w:lineRule="auto"/>
+        <w:rPr>
+          <w:rFonts w:ascii="Aptos" w:eastAsia="Aptos" w:hAnsi="Aptos" w:cs="Times New Roman"/>
+          <w:b/>
+          <w:bCs/>
+          <w:kern w:val="2"/>
+          <w:sz w:val="24"/>
+          <w:szCs w:val="24"/>
+          <w:lang w:val="en-US"/>
+          <w14:ligatures w14:val="standardContextual"/>
+        </w:rPr>
+      </w:pPr>
+      <w:r>
+        <w:rPr>
+          <w:rFonts w:ascii="Aptos" w:eastAsia="Aptos" w:hAnsi="Aptos" w:cs="Times New Roman"/>
+          <w:b/>
+          <w:bCs/>
+          <w:kern w:val="2"/>
+          <w:sz w:val="24"/>
+          <w:szCs w:val="24"/>
+          <w:lang w:val="en-US"/>
+          <w14:ligatures w14:val="standardContextual"/>
+        </w:rPr>
+        <w:t>Short Answer Questions: [5 marks each]</w:t>
+      </w:r>
+    </w:p>
+    <w:p>
+      <w:pPr>
+        <w:numPr>
+          <w:ilvl w:val="0"/>
+          <w:numId w:val="8"/>
+        </w:numPr>
+        <w:spacing w:before="240" w:line="480" w:lineRule="auto"/>
+        <w:contextualSpacing/>
+        <w:rPr>
+          <w:rFonts w:ascii="Aptos" w:eastAsia="Aptos" w:hAnsi="Aptos" w:cs="Times New Roman"/>
+          <w:kern w:val="2"/>
+          <w:sz w:val="24"/>
+          <w:szCs w:val="24"/>
+          <w:lang w:val="en-US"/>
+          <w14:ligatures w14:val="standardContextual"/>
+        </w:rPr>
+      </w:pPr>
+      <w:r>
+        <w:rPr>
+          <w:rFonts w:ascii="Aptos" w:eastAsia="Aptos" w:hAnsi="Aptos" w:cs="Times New Roman"/>
+          <w:kern w:val="2"/>
+          <w:sz w:val="24"/>
+          <w:szCs w:val="24"/>
+          <w:lang w:val="en-US"/>
+          <w14:ligatures w14:val="standardContextual"/>
+        </w:rPr>
+        <w:t>Highlight the critical factors that distinguish agile methods from traditional methods.</w:t>
+      </w:r>
+    </w:p>
+    <w:p>
+      <w:pPr>
+        <w:numPr>
+          <w:ilvl w:val="0"/>
+          <w:numId w:val="8"/>
+        </w:numPr>
+        <w:spacing w:before="240" w:line="480" w:lineRule="auto"/>
+        <w:contextualSpacing/>
+        <w:rPr>
+          <w:rFonts w:ascii="Aptos" w:eastAsia="Aptos" w:hAnsi="Aptos" w:cs="Times New Roman"/>
+          <w:kern w:val="2"/>
+          <w:sz w:val="24"/>
+          <w:szCs w:val="24"/>
+          <w:lang w:val="en-US"/>
+          <w14:ligatures w14:val="standardContextual"/>
+        </w:rPr>
+      </w:pPr>
+      <w:r>
+        <w:rPr>
+          <w:rFonts w:ascii="Aptos" w:eastAsia="Aptos" w:hAnsi="Aptos" w:cs="Times New Roman"/>
+          <w:kern w:val="2"/>
+          <w:sz w:val="24"/>
+          <w:szCs w:val="24"/>
+          <w:lang w:val="en-US"/>
+          <w14:ligatures w14:val="standardContextual"/>
+        </w:rPr>
+        <w:t>Illustrate the heart of the software development process.</w:t>
+      </w:r>
+    </w:p>
+    <w:p>
+      <w:pPr>
+        <w:numPr>
+          <w:ilvl w:val="0"/>
+          <w:numId w:val="8"/>
+        </w:numPr>
+        <w:spacing w:before="240" w:line="480" w:lineRule="auto"/>
+        <w:contextualSpacing/>
+        <w:rPr>
+          <w:rFonts w:ascii="Aptos" w:eastAsia="Aptos" w:hAnsi="Aptos" w:cs="Times New Roman"/>
+          <w:kern w:val="2"/>
+          <w:sz w:val="24"/>
+          <w:szCs w:val="24"/>
+          <w:lang w:val="en-US"/>
+          <w14:ligatures w14:val="standardContextual"/>
+        </w:rPr>
+      </w:pPr>
+      <w:r>
+        <w:rPr>
+          <w:rFonts w:ascii="Aptos" w:eastAsia="Aptos" w:hAnsi="Aptos" w:cs="Times New Roman"/>
+          <w:kern w:val="2"/>
+          <w:sz w:val="24"/>
+          <w:szCs w:val="24"/>
+          <w:lang w:val="en-US"/>
+          <w14:ligatures w14:val="standardContextual"/>
+        </w:rPr>
+        <w:t>An initial investment of Rs. 5,00,000 is required to start a company. The cash flow-in is Rs. 60,000 per year. Assuming the interest rate as 15%, calculate the discounted payback period. (use Net Present Value)</w:t>
+      </w:r>
+    </w:p>
+    <w:p>
+      <w:pPr>
+        <w:numPr>
+          <w:ilvl w:val="0"/>
+          <w:numId w:val="8"/>
+        </w:numPr>
+        <w:spacing w:before="240" w:line="480" w:lineRule="auto"/>
+        <w:contextualSpacing/>
+        <w:rPr>
+          <w:rFonts w:ascii="Aptos" w:eastAsia="Aptos" w:hAnsi="Aptos" w:cs="Times New Roman"/>
+          <w:kern w:val="2"/>
+          <w:sz w:val="24"/>
+          <w:szCs w:val="24"/>
+          <w:lang w:val="en-US"/>
+          <w14:ligatures w14:val="standardContextual"/>
+        </w:rPr>
+      </w:pPr>
+      <w:r>
+        <w:rPr>
+          <w:rFonts w:ascii="Aptos" w:eastAsia="Aptos" w:hAnsi="Aptos" w:cs="Times New Roman"/>
+          <w:kern w:val="2"/>
+          <w:sz w:val="24"/>
+          <w:szCs w:val="24"/>
+          <w:lang w:val="en-US"/>
+          <w14:ligatures w14:val="standardContextual"/>
+        </w:rPr>
+        <w:t>Explain the steps involved in the dialogue design process.</w:t>
+      </w:r>
+    </w:p>
+    <w:p>
+      <w:pPr>
+        <w:numPr>
+          <w:ilvl w:val="0"/>
+          <w:numId w:val="8"/>
+        </w:numPr>
+        <w:spacing w:before="240" w:line="480" w:lineRule="auto"/>
+        <w:contextualSpacing/>
+        <w:rPr>
+          <w:rFonts w:ascii="Aptos" w:eastAsia="Aptos" w:hAnsi="Aptos" w:cs="Times New Roman"/>
+          <w:kern w:val="2"/>
+          <w:sz w:val="24"/>
+          <w:szCs w:val="24"/>
+          <w:lang w:val="en-US"/>
+          <w14:ligatures w14:val="standardContextual"/>
+        </w:rPr>
+      </w:pPr>
+      <w:r>
+        <w:rPr>
+          <w:rFonts w:ascii="Aptos" w:eastAsia="Aptos" w:hAnsi="Aptos" w:cs="Times New Roman"/>
+          <w:kern w:val="2"/>
+          <w:sz w:val="24"/>
+          <w:szCs w:val="24"/>
+          <w:lang w:val="en-US"/>
+          <w14:ligatures w14:val="standardContextual"/>
+        </w:rPr>
+        <w:lastRenderedPageBreak/>
+        <w:t>Describe the process of designing physical tables.</w:t>
+      </w:r>
+    </w:p>
+    <w:p>
+      <w:pPr>
+        <w:numPr>
+          <w:ilvl w:val="0"/>
+          <w:numId w:val="8"/>
+        </w:numPr>
+        <w:spacing w:before="240" w:line="480" w:lineRule="auto"/>
+        <w:contextualSpacing/>
+        <w:rPr>
+          <w:rFonts w:ascii="Aptos" w:eastAsia="Aptos" w:hAnsi="Aptos" w:cs="Times New Roman"/>
+          <w:kern w:val="2"/>
+          <w:sz w:val="24"/>
+          <w:szCs w:val="24"/>
+          <w:lang w:val="en-US"/>
+          <w14:ligatures w14:val="standardContextual"/>
+        </w:rPr>
+      </w:pPr>
+      <w:r>
+        <w:rPr>
+          <w:rFonts w:ascii="Aptos" w:eastAsia="Aptos" w:hAnsi="Aptos" w:cs="Times New Roman"/>
+          <w:kern w:val="2"/>
+          <w:sz w:val="24"/>
+          <w:szCs w:val="24"/>
+          <w:lang w:val="en-US"/>
+          <w14:ligatures w14:val="standardContextual"/>
+        </w:rPr>
+        <w:t>Explain different types of installation.</w:t>
+      </w:r>
+    </w:p>
+    <w:p>
+      <w:pPr>
+        <w:numPr>
+          <w:ilvl w:val="0"/>
+          <w:numId w:val="8"/>
+        </w:numPr>
+        <w:spacing w:before="240" w:line="480" w:lineRule="auto"/>
+        <w:contextualSpacing/>
+        <w:rPr>
+          <w:rFonts w:ascii="Aptos" w:eastAsia="Aptos" w:hAnsi="Aptos" w:cs="Times New Roman"/>
+          <w:kern w:val="2"/>
+          <w:sz w:val="24"/>
+          <w:szCs w:val="24"/>
+          <w:lang w:val="en-US"/>
+          <w14:ligatures w14:val="standardContextual"/>
+        </w:rPr>
+      </w:pPr>
+      <w:r>
+        <w:rPr>
+          <w:rFonts w:ascii="Aptos" w:eastAsia="Aptos" w:hAnsi="Aptos" w:cs="Times New Roman"/>
+          <w:kern w:val="2"/>
+          <w:sz w:val="24"/>
+          <w:szCs w:val="24"/>
+          <w:lang w:val="en-US"/>
+          <w14:ligatures w14:val="standardContextual"/>
+        </w:rPr>
+        <w:t>How can maintenance effectiveness be measured? Explain.</w:t>
+      </w:r>
+    </w:p>
+    <w:p>
+      <w:pPr>
+        <w:numPr>
+          <w:ilvl w:val="0"/>
+          <w:numId w:val="8"/>
+        </w:numPr>
+        <w:spacing w:before="240" w:line="480" w:lineRule="auto"/>
+        <w:contextualSpacing/>
+        <w:rPr>
+          <w:rFonts w:ascii="Aptos" w:eastAsia="Aptos" w:hAnsi="Aptos" w:cs="Times New Roman"/>
+          <w:kern w:val="2"/>
+          <w:sz w:val="24"/>
+          <w:szCs w:val="24"/>
+          <w:lang w:val="en-US"/>
+          <w14:ligatures w14:val="standardContextual"/>
+        </w:rPr>
+      </w:pPr>
+      <w:r>
+        <w:rPr>
+          <w:rFonts w:ascii="Aptos" w:eastAsia="Aptos" w:hAnsi="Aptos" w:cs="Times New Roman"/>
+          <w:kern w:val="2"/>
+          <w:sz w:val="24"/>
+          <w:szCs w:val="24"/>
+          <w:lang w:val="en-US"/>
+          <w14:ligatures w14:val="standardContextual"/>
+        </w:rPr>
+        <w:t>Draw the sequence diagram for the online food ordering system with the online payment facility.</w:t>
+      </w:r>
+    </w:p>
+    <w:p>
+      <w:pPr>
+        <w:numPr>
+          <w:ilvl w:val="0"/>
+          <w:numId w:val="8"/>
+        </w:numPr>
+        <w:spacing w:before="240" w:line="480" w:lineRule="auto"/>
+        <w:contextualSpacing/>
+        <w:rPr>
+          <w:rFonts w:ascii="Aptos" w:eastAsia="Aptos" w:hAnsi="Aptos" w:cs="Times New Roman"/>
+          <w:kern w:val="2"/>
+          <w:sz w:val="24"/>
+          <w:szCs w:val="24"/>
+          <w:lang w:val="en-US"/>
+          <w14:ligatures w14:val="standardContextual"/>
+        </w:rPr>
+      </w:pPr>
+      <w:r>
+        <w:rPr>
+          <w:rFonts w:ascii="Aptos" w:eastAsia="Aptos" w:hAnsi="Aptos" w:cs="Times New Roman"/>
+          <w:kern w:val="2"/>
+          <w:sz w:val="24"/>
+          <w:szCs w:val="24"/>
+          <w:lang w:val="en-US"/>
+          <w14:ligatures w14:val="standardContextual"/>
+        </w:rPr>
+        <w:t>Write short notes on:</w:t>
+      </w:r>
+    </w:p>
+    <w:p>
+      <w:pPr>
+        <w:pStyle w:val="ListParagraph"/>
+        <w:numPr>
+          <w:ilvl w:val="0"/>
+          <w:numId w:val="21"/>
+        </w:numPr>
+        <w:spacing w:before="240" w:line="480" w:lineRule="auto"/>
+        <w:rPr>
+          <w:rFonts w:ascii="Aptos" w:eastAsia="Aptos" w:hAnsi="Aptos" w:cs="Times New Roman"/>
+          <w:kern w:val="2"/>
+          <w:sz w:val="24"/>
+          <w:szCs w:val="24"/>
+          <w:lang w:val="en-US"/>
+          <w14:ligatures w14:val="standardContextual"/>
+        </w:rPr>
+      </w:pPr>
+      <w:r>
+        <w:rPr>
+          <w:rFonts w:ascii="Aptos" w:eastAsia="Aptos" w:hAnsi="Aptos" w:cs="Times New Roman"/>
+          <w:kern w:val="2"/>
+          <w:sz w:val="24"/>
+          <w:szCs w:val="24"/>
+          <w:lang w:val="en-US"/>
+          <w14:ligatures w14:val="standardContextual"/>
+        </w:rPr>
+        <w:t>Integration testing</w:t>
+      </w:r>
+    </w:p>
+    <w:p>
+      <w:pPr>
+        <w:pStyle w:val="ListParagraph"/>
+        <w:numPr>
+          <w:ilvl w:val="0"/>
+          <w:numId w:val="21"/>
+        </w:numPr>
+        <w:spacing w:before="240" w:line="480" w:lineRule="auto"/>
+        <w:rPr>
+          <w:rFonts w:ascii="Aptos" w:eastAsia="Aptos" w:hAnsi="Aptos" w:cs="Times New Roman"/>
+          <w:kern w:val="2"/>
+          <w:sz w:val="24"/>
+          <w:szCs w:val="24"/>
+          <w:lang w:val="en-US"/>
+          <w14:ligatures w14:val="standardContextual"/>
+        </w:rPr>
+      </w:pPr>
+      <w:r>
+        <w:rPr>
+          <w:rFonts w:ascii="Aptos" w:eastAsia="Aptos" w:hAnsi="Aptos" w:cs="Times New Roman"/>
+          <w:kern w:val="2"/>
+          <w:sz w:val="24"/>
+          <w:szCs w:val="24"/>
+          <w:lang w:val="en-US"/>
+          <w14:ligatures w14:val="standardContextual"/>
+        </w:rPr>
+        <w:t>Relational model</w:t>
+      </w:r>
+    </w:p>
+    <w:p>
+      <w:pPr>
+        <w:rPr>
+          <w:rFonts w:ascii="Aptos" w:eastAsia="Aptos" w:hAnsi="Aptos" w:cs="Times New Roman"/>
+          <w:b/>
+          <w:bCs/>
+          <w:kern w:val="2"/>
+          <w:sz w:val="36"/>
+          <w:szCs w:val="36"/>
+          <w:lang w:val="en-US"/>
+          <w14:ligatures w14:val="standardContextual"/>
+        </w:rPr>
+      </w:pPr>
+      <w:r>
+        <w:rPr>
+          <w:rFonts w:ascii="Aptos" w:eastAsia="Aptos" w:hAnsi="Aptos" w:cs="Times New Roman"/>
+          <w:b/>
+          <w:bCs/>
+          <w:kern w:val="2"/>
+          <w:sz w:val="36"/>
+          <w:szCs w:val="36"/>
+          <w:lang w:val="en-US"/>
+          <w14:ligatures w14:val="standardContextual"/>
+        </w:rPr>
+        <w:br w:type="page"/>
+      </w:r>
+    </w:p>
+    <w:p>
+      <w:pPr>
+        <w:spacing w:before="240" w:line="480" w:lineRule="auto"/>
+        <w:rPr>
+          <w:rFonts w:ascii="Aptos" w:eastAsia="Aptos" w:hAnsi="Aptos" w:cs="Times New Roman"/>
+          <w:b/>
+          <w:bCs/>
+          <w:kern w:val="2"/>
+          <w:sz w:val="36"/>
+          <w:szCs w:val="36"/>
+          <w:lang w:val="en-US"/>
+          <w14:ligatures w14:val="standardContextual"/>
+        </w:rPr>
+      </w:pPr>
+      <w:r>
+        <w:rPr>
+          <w:rFonts w:ascii="Aptos" w:eastAsia="Aptos" w:hAnsi="Aptos" w:cs="Times New Roman"/>
+          <w:b/>
+          <w:bCs/>
+          <w:kern w:val="2"/>
+          <w:sz w:val="36"/>
+          <w:szCs w:val="36"/>
+          <w:lang w:val="en-US"/>
+          <w14:ligatures w14:val="standardContextual"/>
+        </w:rPr>
+        <w:lastRenderedPageBreak/>
+        <w:t>2081:</w:t>
+      </w:r>
+    </w:p>
+    <w:p>
+      <w:pPr>
+        <w:spacing w:before="240" w:line="480" w:lineRule="auto"/>
+        <w:rPr>
+          <w:rFonts w:ascii="Aptos" w:eastAsia="Aptos" w:hAnsi="Aptos" w:cs="Times New Roman"/>
+          <w:b/>
+          <w:bCs/>
+          <w:kern w:val="2"/>
+          <w:sz w:val="36"/>
+          <w:szCs w:val="36"/>
+          <w:lang w:val="en-US"/>
+          <w14:ligatures w14:val="standardContextual"/>
+        </w:rPr>
+      </w:pPr>
+      <w:r>
+        <w:rPr>
+          <w:rFonts w:ascii="Aptos" w:eastAsia="Aptos" w:hAnsi="Aptos" w:cs="Times New Roman"/>
+          <w:b/>
+          <w:bCs/>
+          <w:kern w:val="2"/>
           <w:sz w:val="24"/>
           <w:szCs w:val="24"/>
           <w:lang w:val="en-US"/>
@@ -161,7 +732,127 @@
           <w:lang w:val="en-US"/>
           <w14:ligatures w14:val="standardContextual"/>
         </w:rPr>
-        <w:t>An applicant has to fill up the form to participate in a music competition. The applicant’s age should be greater than 18 years and nationality has to be Nepalese for being selected for the competition. The applicant will be provided a registration number after paying Rs. 5000 as an entry fee. The applicant has to play an instrument for three minutes else will be disqualified. The experts will provide points on the basis of some criteria. The applicant having the highest point will be declared winner and will get a cash prize of Rs. 1,00,000 and all the qualified applicants will get a gift hamper.</w:t>
+        <w:t xml:space="preserve">An applicant </w:t>
+      </w:r>
+      <w:proofErr w:type="gramStart"/>
+      <w:r>
+        <w:rPr>
+          <w:rFonts w:ascii="Aptos" w:eastAsia="Aptos" w:hAnsi="Aptos" w:cs="Times New Roman"/>
+          <w:kern w:val="2"/>
+          <w:sz w:val="24"/>
+          <w:szCs w:val="24"/>
+          <w:lang w:val="en-US"/>
+          <w14:ligatures w14:val="standardContextual"/>
+        </w:rPr>
+        <w:t>has to</w:t>
+      </w:r>
+      <w:proofErr w:type="gramEnd"/>
+      <w:r>
+        <w:rPr>
+          <w:rFonts w:ascii="Aptos" w:eastAsia="Aptos" w:hAnsi="Aptos" w:cs="Times New Roman"/>
+          <w:kern w:val="2"/>
+          <w:sz w:val="24"/>
+          <w:szCs w:val="24"/>
+          <w:lang w:val="en-US"/>
+          <w14:ligatures w14:val="standardContextual"/>
+        </w:rPr>
+        <w:t xml:space="preserve"> fill up the form to participate in a music competition. The applicant’s age should be greater than 18 years and nationality </w:t>
+      </w:r>
+      <w:proofErr w:type="gramStart"/>
+      <w:r>
+        <w:rPr>
+          <w:rFonts w:ascii="Aptos" w:eastAsia="Aptos" w:hAnsi="Aptos" w:cs="Times New Roman"/>
+          <w:kern w:val="2"/>
+          <w:sz w:val="24"/>
+          <w:szCs w:val="24"/>
+          <w:lang w:val="en-US"/>
+          <w14:ligatures w14:val="standardContextual"/>
+        </w:rPr>
+        <w:t>has to</w:t>
+      </w:r>
+      <w:proofErr w:type="gramEnd"/>
+      <w:r>
+        <w:rPr>
+          <w:rFonts w:ascii="Aptos" w:eastAsia="Aptos" w:hAnsi="Aptos" w:cs="Times New Roman"/>
+          <w:kern w:val="2"/>
+          <w:sz w:val="24"/>
+          <w:szCs w:val="24"/>
+          <w:lang w:val="en-US"/>
+          <w14:ligatures w14:val="standardContextual"/>
+        </w:rPr>
+        <w:t xml:space="preserve"> be Nepalese for being selected for the competition. The applicant will be </w:t>
+      </w:r>
+      <w:proofErr w:type="gramStart"/>
+      <w:r>
+        <w:rPr>
+          <w:rFonts w:ascii="Aptos" w:eastAsia="Aptos" w:hAnsi="Aptos" w:cs="Times New Roman"/>
+          <w:kern w:val="2"/>
+          <w:sz w:val="24"/>
+          <w:szCs w:val="24"/>
+          <w:lang w:val="en-US"/>
+          <w14:ligatures w14:val="standardContextual"/>
+        </w:rPr>
+        <w:t>provided</w:t>
+      </w:r>
+      <w:proofErr w:type="gramEnd"/>
+      <w:r>
+        <w:rPr>
+          <w:rFonts w:ascii="Aptos" w:eastAsia="Aptos" w:hAnsi="Aptos" w:cs="Times New Roman"/>
+          <w:kern w:val="2"/>
+          <w:sz w:val="24"/>
+          <w:szCs w:val="24"/>
+          <w:lang w:val="en-US"/>
+          <w14:ligatures w14:val="standardContextual"/>
+        </w:rPr>
+        <w:t xml:space="preserve"> a registration number after paying Rs. 5000 as an entry fee. The applicant </w:t>
+      </w:r>
+      <w:proofErr w:type="gramStart"/>
+      <w:r>
+        <w:rPr>
+          <w:rFonts w:ascii="Aptos" w:eastAsia="Aptos" w:hAnsi="Aptos" w:cs="Times New Roman"/>
+          <w:kern w:val="2"/>
+          <w:sz w:val="24"/>
+          <w:szCs w:val="24"/>
+          <w:lang w:val="en-US"/>
+          <w14:ligatures w14:val="standardContextual"/>
+        </w:rPr>
+        <w:t>has to</w:t>
+      </w:r>
+      <w:proofErr w:type="gramEnd"/>
+      <w:r>
+        <w:rPr>
+          <w:rFonts w:ascii="Aptos" w:eastAsia="Aptos" w:hAnsi="Aptos" w:cs="Times New Roman"/>
+          <w:kern w:val="2"/>
+          <w:sz w:val="24"/>
+          <w:szCs w:val="24"/>
+          <w:lang w:val="en-US"/>
+          <w14:ligatures w14:val="standardContextual"/>
+        </w:rPr>
+        <w:t xml:space="preserve"> play an instrument for three minutes else will be disqualified. The experts will provide points </w:t>
+      </w:r>
+      <w:proofErr w:type="gramStart"/>
+      <w:r>
+        <w:rPr>
+          <w:rFonts w:ascii="Aptos" w:eastAsia="Aptos" w:hAnsi="Aptos" w:cs="Times New Roman"/>
+          <w:kern w:val="2"/>
+          <w:sz w:val="24"/>
+          <w:szCs w:val="24"/>
+          <w:lang w:val="en-US"/>
+          <w14:ligatures w14:val="standardContextual"/>
+        </w:rPr>
+        <w:t>on the basis of</w:t>
+      </w:r>
+      <w:proofErr w:type="gramEnd"/>
+      <w:r>
+        <w:rPr>
+          <w:rFonts w:ascii="Aptos" w:eastAsia="Aptos" w:hAnsi="Aptos" w:cs="Times New Roman"/>
+          <w:kern w:val="2"/>
+          <w:sz w:val="24"/>
+          <w:szCs w:val="24"/>
+          <w:lang w:val="en-US"/>
+          <w14:ligatures w14:val="standardContextual"/>
+        </w:rPr>
+        <w:t xml:space="preserve"> some criteria. The applicant having the highest point will be declared winner and will get a cash prize of Rs. 1,00,000 and all the qualified applicants will get a gift hamper.</w:t>
       </w:r>
     </w:p>
     <w:p>
@@ -382,6 +1073,7 @@
         <w:lastRenderedPageBreak/>
         <w:t xml:space="preserve">The admin and user </w:t>
       </w:r>
+      <w:proofErr w:type="gramStart"/>
       <w:r>
         <w:rPr>
           <w:rFonts w:ascii="Aptos" w:eastAsia="Aptos" w:hAnsi="Aptos" w:cs="Times New Roman"/>
@@ -402,7 +1094,19 @@
           <w:lang w:val="en-US"/>
           <w14:ligatures w14:val="standardContextual"/>
         </w:rPr>
-        <w:t xml:space="preserve"> to log in to the patient record system. The user can see details of its records but will not be able to make changes. The changes will be controlled by admin. The admin has authority to generate reports and send </w:t>
+        <w:t xml:space="preserve"> to</w:t>
+      </w:r>
+      <w:proofErr w:type="gramEnd"/>
+      <w:r>
+        <w:rPr>
+          <w:rFonts w:ascii="Aptos" w:eastAsia="Aptos" w:hAnsi="Aptos" w:cs="Times New Roman"/>
+          <w:kern w:val="2"/>
+          <w:sz w:val="24"/>
+          <w:szCs w:val="24"/>
+          <w:lang w:val="en-US"/>
+          <w14:ligatures w14:val="standardContextual"/>
+        </w:rPr>
+        <w:t xml:space="preserve"> log in to the patient record system. The user can see details of its records but will not be able to make changes. The changes will be controlled by admin. The admin has authority to generate reports and send </w:t>
       </w:r>
       <w:r>
         <w:rPr>
@@ -1107,16 +1811,29 @@
           <w14:ligatures w14:val="standardContextual"/>
         </w:rPr>
       </w:pPr>
-      <w:r>
-        <w:rPr>
-          <w:rFonts w:ascii="Aptos" w:eastAsia="Aptos" w:hAnsi="Aptos" w:cs="Times New Roman"/>
-          <w:kern w:val="2"/>
-          <w:sz w:val="24"/>
-          <w:szCs w:val="24"/>
-          <w:lang w:val="en-US"/>
-          <w14:ligatures w14:val="standardContextual"/>
-        </w:rPr>
-        <w:t>List traditional methods for determining system requirements. Explain advantages and pitfalls of observing workers to determine system requirements.</w:t>
+      <w:proofErr w:type="gramStart"/>
+      <w:r>
+        <w:rPr>
+          <w:rFonts w:ascii="Aptos" w:eastAsia="Aptos" w:hAnsi="Aptos" w:cs="Times New Roman"/>
+          <w:kern w:val="2"/>
+          <w:sz w:val="24"/>
+          <w:szCs w:val="24"/>
+          <w:lang w:val="en-US"/>
+          <w14:ligatures w14:val="standardContextual"/>
+        </w:rPr>
+        <w:t>List</w:t>
+      </w:r>
+      <w:proofErr w:type="gramEnd"/>
+      <w:r>
+        <w:rPr>
+          <w:rFonts w:ascii="Aptos" w:eastAsia="Aptos" w:hAnsi="Aptos" w:cs="Times New Roman"/>
+          <w:kern w:val="2"/>
+          <w:sz w:val="24"/>
+          <w:szCs w:val="24"/>
+          <w:lang w:val="en-US"/>
+          <w14:ligatures w14:val="standardContextual"/>
+        </w:rPr>
+        <w:t xml:space="preserve"> traditional methods for determining system requirements. Explain advantages and pitfalls of observing workers to determine system requirements.</w:t>
       </w:r>
     </w:p>
     <w:p>
@@ -1837,6 +2554,7 @@
           <w14:ligatures w14:val="standardContextual"/>
         </w:rPr>
       </w:pPr>
+      <w:proofErr w:type="gramStart"/>
       <w:r>
         <w:rPr>
           <w:rFonts w:ascii="Aptos" w:eastAsia="Aptos" w:hAnsi="Aptos" w:cs="Times New Roman"/>
@@ -1847,7 +2565,19 @@
           <w14:ligatures w14:val="standardContextual"/>
         </w:rPr>
         <w:lastRenderedPageBreak/>
-        <w:t xml:space="preserve">A system costs Rs. 2,00,000 to install and Rs. 10,000 per month as recurring expenses. The benefit per year is </w:t>
+        <w:t>A system</w:t>
+      </w:r>
+      <w:proofErr w:type="gramEnd"/>
+      <w:r>
+        <w:rPr>
+          <w:rFonts w:ascii="Aptos" w:eastAsia="Aptos" w:hAnsi="Aptos" w:cs="Times New Roman"/>
+          <w:kern w:val="2"/>
+          <w:sz w:val="24"/>
+          <w:szCs w:val="24"/>
+          <w:lang w:val="en-US"/>
+          <w14:ligatures w14:val="standardContextual"/>
+        </w:rPr>
+        <w:t xml:space="preserve"> costs Rs. 2,00,000 to install and Rs. 10,000 per month as recurring expenses. The benefit per year is </w:t>
       </w:r>
       <w:r>
         <w:rPr>
@@ -3120,7 +3850,31 @@
           <w:lang w:val="en-US"/>
           <w14:ligatures w14:val="standardContextual"/>
         </w:rPr>
-        <w:t>What is testing? Explain any four different testing techniques.</w:t>
+        <w:t xml:space="preserve">What is testing? Explain </w:t>
+      </w:r>
+      <w:proofErr w:type="gramStart"/>
+      <w:r>
+        <w:rPr>
+          <w:rFonts w:ascii="Aptos" w:eastAsia="Aptos" w:hAnsi="Aptos" w:cs="Times New Roman"/>
+          <w:kern w:val="2"/>
+          <w:sz w:val="24"/>
+          <w:szCs w:val="24"/>
+          <w:lang w:val="en-US"/>
+          <w14:ligatures w14:val="standardContextual"/>
+        </w:rPr>
+        <w:t>any</w:t>
+      </w:r>
+      <w:proofErr w:type="gramEnd"/>
+      <w:r>
+        <w:rPr>
+          <w:rFonts w:ascii="Aptos" w:eastAsia="Aptos" w:hAnsi="Aptos" w:cs="Times New Roman"/>
+          <w:kern w:val="2"/>
+          <w:sz w:val="24"/>
+          <w:szCs w:val="24"/>
+          <w:lang w:val="en-US"/>
+          <w14:ligatures w14:val="standardContextual"/>
+        </w:rPr>
+        <w:t xml:space="preserve"> four different testing techniques.</w:t>
       </w:r>
     </w:p>
     <w:p>
@@ -3659,16 +4413,29 @@
           <w14:ligatures w14:val="standardContextual"/>
         </w:rPr>
       </w:pPr>
-      <w:r>
-        <w:rPr>
-          <w:rFonts w:ascii="Aptos" w:eastAsia="Aptos" w:hAnsi="Aptos" w:cs="Times New Roman"/>
-          <w:kern w:val="2"/>
-          <w:sz w:val="24"/>
-          <w:szCs w:val="24"/>
-          <w:lang w:val="en-US"/>
-          <w14:ligatures w14:val="standardContextual"/>
-        </w:rPr>
-        <w:t>List major activities of maintenance. Explain different types of maintenance activities.</w:t>
+      <w:proofErr w:type="gramStart"/>
+      <w:r>
+        <w:rPr>
+          <w:rFonts w:ascii="Aptos" w:eastAsia="Aptos" w:hAnsi="Aptos" w:cs="Times New Roman"/>
+          <w:kern w:val="2"/>
+          <w:sz w:val="24"/>
+          <w:szCs w:val="24"/>
+          <w:lang w:val="en-US"/>
+          <w14:ligatures w14:val="standardContextual"/>
+        </w:rPr>
+        <w:t>List</w:t>
+      </w:r>
+      <w:proofErr w:type="gramEnd"/>
+      <w:r>
+        <w:rPr>
+          <w:rFonts w:ascii="Aptos" w:eastAsia="Aptos" w:hAnsi="Aptos" w:cs="Times New Roman"/>
+          <w:kern w:val="2"/>
+          <w:sz w:val="24"/>
+          <w:szCs w:val="24"/>
+          <w:lang w:val="en-US"/>
+          <w14:ligatures w14:val="standardContextual"/>
+        </w:rPr>
+        <w:t xml:space="preserve"> major activities of maintenance. Explain different types of maintenance activities.</w:t>
       </w:r>
     </w:p>
     <w:p>
@@ -7208,7 +7975,6 @@
   <w:style w:type="character" w:default="1" w:styleId="DefaultParagraphFont">
     <w:name w:val="Default Paragraph Font"/>
     <w:uiPriority w:val="1"/>
-    <w:semiHidden/>
     <w:unhideWhenUsed/>
   </w:style>
   <w:style w:type="table" w:default="1" w:styleId="TableNormal">

--- a/CSC326-System-Analysis-And-Design/Old-Questions/old-questions.docx
+++ b/CSC326-System-Analysis-And-Design/Old-Questions/old-questions.docx
@@ -631,12 +631,12 @@
     </w:p>
     <w:p>
       <w:pPr>
-        <w:numPr>
-          <w:ilvl w:val="0"/>
-          <w:numId w:val="8"/>
-        </w:numPr>
-        <w:spacing w:before="240" w:line="480" w:lineRule="auto"/>
-        <w:contextualSpacing/>
+        <w:pStyle w:val="ListParagraph"/>
+        <w:numPr>
+          <w:ilvl w:val="0"/>
+          <w:numId w:val="30"/>
+        </w:numPr>
+        <w:spacing w:before="240" w:line="480" w:lineRule="auto"/>
         <w:rPr>
           <w:rFonts w:ascii="Aptos" w:eastAsia="Aptos" w:hAnsi="Aptos" w:cs="Times New Roman"/>
           <w:kern w:val="2"/>
@@ -684,7 +684,7 @@
       <w:pPr>
         <w:numPr>
           <w:ilvl w:val="0"/>
-          <w:numId w:val="8"/>
+          <w:numId w:val="30"/>
         </w:numPr>
         <w:spacing w:before="240" w:line="480" w:lineRule="auto"/>
         <w:contextualSpacing/>
@@ -732,127 +732,7 @@
           <w:lang w:val="en-US"/>
           <w14:ligatures w14:val="standardContextual"/>
         </w:rPr>
-        <w:t xml:space="preserve">An applicant </w:t>
-      </w:r>
-      <w:proofErr w:type="gramStart"/>
-      <w:r>
-        <w:rPr>
-          <w:rFonts w:ascii="Aptos" w:eastAsia="Aptos" w:hAnsi="Aptos" w:cs="Times New Roman"/>
-          <w:kern w:val="2"/>
-          <w:sz w:val="24"/>
-          <w:szCs w:val="24"/>
-          <w:lang w:val="en-US"/>
-          <w14:ligatures w14:val="standardContextual"/>
-        </w:rPr>
-        <w:t>has to</w:t>
-      </w:r>
-      <w:proofErr w:type="gramEnd"/>
-      <w:r>
-        <w:rPr>
-          <w:rFonts w:ascii="Aptos" w:eastAsia="Aptos" w:hAnsi="Aptos" w:cs="Times New Roman"/>
-          <w:kern w:val="2"/>
-          <w:sz w:val="24"/>
-          <w:szCs w:val="24"/>
-          <w:lang w:val="en-US"/>
-          <w14:ligatures w14:val="standardContextual"/>
-        </w:rPr>
-        <w:t xml:space="preserve"> fill up the form to participate in a music competition. The applicant’s age should be greater than 18 years and nationality </w:t>
-      </w:r>
-      <w:proofErr w:type="gramStart"/>
-      <w:r>
-        <w:rPr>
-          <w:rFonts w:ascii="Aptos" w:eastAsia="Aptos" w:hAnsi="Aptos" w:cs="Times New Roman"/>
-          <w:kern w:val="2"/>
-          <w:sz w:val="24"/>
-          <w:szCs w:val="24"/>
-          <w:lang w:val="en-US"/>
-          <w14:ligatures w14:val="standardContextual"/>
-        </w:rPr>
-        <w:t>has to</w:t>
-      </w:r>
-      <w:proofErr w:type="gramEnd"/>
-      <w:r>
-        <w:rPr>
-          <w:rFonts w:ascii="Aptos" w:eastAsia="Aptos" w:hAnsi="Aptos" w:cs="Times New Roman"/>
-          <w:kern w:val="2"/>
-          <w:sz w:val="24"/>
-          <w:szCs w:val="24"/>
-          <w:lang w:val="en-US"/>
-          <w14:ligatures w14:val="standardContextual"/>
-        </w:rPr>
-        <w:t xml:space="preserve"> be Nepalese for being selected for the competition. The applicant will be </w:t>
-      </w:r>
-      <w:proofErr w:type="gramStart"/>
-      <w:r>
-        <w:rPr>
-          <w:rFonts w:ascii="Aptos" w:eastAsia="Aptos" w:hAnsi="Aptos" w:cs="Times New Roman"/>
-          <w:kern w:val="2"/>
-          <w:sz w:val="24"/>
-          <w:szCs w:val="24"/>
-          <w:lang w:val="en-US"/>
-          <w14:ligatures w14:val="standardContextual"/>
-        </w:rPr>
-        <w:t>provided</w:t>
-      </w:r>
-      <w:proofErr w:type="gramEnd"/>
-      <w:r>
-        <w:rPr>
-          <w:rFonts w:ascii="Aptos" w:eastAsia="Aptos" w:hAnsi="Aptos" w:cs="Times New Roman"/>
-          <w:kern w:val="2"/>
-          <w:sz w:val="24"/>
-          <w:szCs w:val="24"/>
-          <w:lang w:val="en-US"/>
-          <w14:ligatures w14:val="standardContextual"/>
-        </w:rPr>
-        <w:t xml:space="preserve"> a registration number after paying Rs. 5000 as an entry fee. The applicant </w:t>
-      </w:r>
-      <w:proofErr w:type="gramStart"/>
-      <w:r>
-        <w:rPr>
-          <w:rFonts w:ascii="Aptos" w:eastAsia="Aptos" w:hAnsi="Aptos" w:cs="Times New Roman"/>
-          <w:kern w:val="2"/>
-          <w:sz w:val="24"/>
-          <w:szCs w:val="24"/>
-          <w:lang w:val="en-US"/>
-          <w14:ligatures w14:val="standardContextual"/>
-        </w:rPr>
-        <w:t>has to</w:t>
-      </w:r>
-      <w:proofErr w:type="gramEnd"/>
-      <w:r>
-        <w:rPr>
-          <w:rFonts w:ascii="Aptos" w:eastAsia="Aptos" w:hAnsi="Aptos" w:cs="Times New Roman"/>
-          <w:kern w:val="2"/>
-          <w:sz w:val="24"/>
-          <w:szCs w:val="24"/>
-          <w:lang w:val="en-US"/>
-          <w14:ligatures w14:val="standardContextual"/>
-        </w:rPr>
-        <w:t xml:space="preserve"> play an instrument for three minutes else will be disqualified. The experts will provide points </w:t>
-      </w:r>
-      <w:proofErr w:type="gramStart"/>
-      <w:r>
-        <w:rPr>
-          <w:rFonts w:ascii="Aptos" w:eastAsia="Aptos" w:hAnsi="Aptos" w:cs="Times New Roman"/>
-          <w:kern w:val="2"/>
-          <w:sz w:val="24"/>
-          <w:szCs w:val="24"/>
-          <w:lang w:val="en-US"/>
-          <w14:ligatures w14:val="standardContextual"/>
-        </w:rPr>
-        <w:t>on the basis of</w:t>
-      </w:r>
-      <w:proofErr w:type="gramEnd"/>
-      <w:r>
-        <w:rPr>
-          <w:rFonts w:ascii="Aptos" w:eastAsia="Aptos" w:hAnsi="Aptos" w:cs="Times New Roman"/>
-          <w:kern w:val="2"/>
-          <w:sz w:val="24"/>
-          <w:szCs w:val="24"/>
-          <w:lang w:val="en-US"/>
-          <w14:ligatures w14:val="standardContextual"/>
-        </w:rPr>
-        <w:t xml:space="preserve"> some criteria. The applicant having the highest point will be declared winner and will get a cash prize of Rs. 1,00,000 and all the qualified applicants will get a gift hamper.</w:t>
+        <w:t>An applicant has to fill up the form to participate in a music competition. The applicant’s age should be greater than 18 years and nationality has to be Nepalese for being selected for the competition. The applicant will be provided a registration number after paying Rs. 5000 as an entry fee. The applicant has to play an instrument for three minutes else will be disqualified. The experts will provide points on the basis of some criteria. The applicant having the highest point will be declared winner and will get a cash prize of Rs. 1,00,000 and all the qualified applicants will get a gift hamper.</w:t>
       </w:r>
     </w:p>
     <w:p>
@@ -860,7 +740,7 @@
         <w:pStyle w:val="ListParagraph"/>
         <w:numPr>
           <w:ilvl w:val="0"/>
-          <w:numId w:val="8"/>
+          <w:numId w:val="30"/>
         </w:numPr>
         <w:spacing w:before="240" w:line="480" w:lineRule="auto"/>
         <w:rPr>
@@ -942,7 +822,7 @@
       <w:pPr>
         <w:numPr>
           <w:ilvl w:val="0"/>
-          <w:numId w:val="8"/>
+          <w:numId w:val="30"/>
         </w:numPr>
         <w:spacing w:before="240" w:line="480" w:lineRule="auto"/>
         <w:contextualSpacing/>
@@ -971,7 +851,7 @@
       <w:pPr>
         <w:numPr>
           <w:ilvl w:val="0"/>
-          <w:numId w:val="8"/>
+          <w:numId w:val="30"/>
         </w:numPr>
         <w:spacing w:before="240" w:line="480" w:lineRule="auto"/>
         <w:contextualSpacing/>
@@ -1022,7 +902,7 @@
       <w:pPr>
         <w:numPr>
           <w:ilvl w:val="0"/>
-          <w:numId w:val="8"/>
+          <w:numId w:val="30"/>
         </w:numPr>
         <w:spacing w:before="240" w:line="480" w:lineRule="auto"/>
         <w:contextualSpacing/>
@@ -1073,7 +953,6 @@
         <w:lastRenderedPageBreak/>
         <w:t xml:space="preserve">The admin and user </w:t>
       </w:r>
-      <w:proofErr w:type="gramStart"/>
       <w:r>
         <w:rPr>
           <w:rFonts w:ascii="Aptos" w:eastAsia="Aptos" w:hAnsi="Aptos" w:cs="Times New Roman"/>
@@ -1094,19 +973,7 @@
           <w:lang w:val="en-US"/>
           <w14:ligatures w14:val="standardContextual"/>
         </w:rPr>
-        <w:t xml:space="preserve"> to</w:t>
-      </w:r>
-      <w:proofErr w:type="gramEnd"/>
-      <w:r>
-        <w:rPr>
-          <w:rFonts w:ascii="Aptos" w:eastAsia="Aptos" w:hAnsi="Aptos" w:cs="Times New Roman"/>
-          <w:kern w:val="2"/>
-          <w:sz w:val="24"/>
-          <w:szCs w:val="24"/>
-          <w:lang w:val="en-US"/>
-          <w14:ligatures w14:val="standardContextual"/>
-        </w:rPr>
-        <w:t xml:space="preserve"> log in to the patient record system. The user can see details of its records but will not be able to make changes. The changes will be controlled by admin. The admin has authority to generate reports and send </w:t>
+        <w:t xml:space="preserve"> to log in to the patient record system. The user can see details of its records but will not be able to make changes. The changes will be controlled by admin. The admin has authority to generate reports and send </w:t>
       </w:r>
       <w:r>
         <w:rPr>
@@ -1135,7 +1002,7 @@
       <w:pPr>
         <w:numPr>
           <w:ilvl w:val="0"/>
-          <w:numId w:val="8"/>
+          <w:numId w:val="30"/>
         </w:numPr>
         <w:spacing w:before="240" w:line="480" w:lineRule="auto"/>
         <w:contextualSpacing/>
@@ -1175,7 +1042,7 @@
       <w:pPr>
         <w:numPr>
           <w:ilvl w:val="0"/>
-          <w:numId w:val="8"/>
+          <w:numId w:val="30"/>
         </w:numPr>
         <w:spacing w:before="240" w:line="480" w:lineRule="auto"/>
         <w:contextualSpacing/>
@@ -1204,7 +1071,7 @@
       <w:pPr>
         <w:numPr>
           <w:ilvl w:val="0"/>
-          <w:numId w:val="8"/>
+          <w:numId w:val="30"/>
         </w:numPr>
         <w:spacing w:before="240" w:line="480" w:lineRule="auto"/>
         <w:contextualSpacing/>
@@ -1255,7 +1122,7 @@
       <w:pPr>
         <w:numPr>
           <w:ilvl w:val="0"/>
-          <w:numId w:val="8"/>
+          <w:numId w:val="30"/>
         </w:numPr>
         <w:spacing w:before="240" w:line="480" w:lineRule="auto"/>
         <w:contextualSpacing/>
@@ -1306,7 +1173,7 @@
       <w:pPr>
         <w:numPr>
           <w:ilvl w:val="0"/>
-          <w:numId w:val="8"/>
+          <w:numId w:val="30"/>
         </w:numPr>
         <w:spacing w:before="240" w:line="480" w:lineRule="auto"/>
         <w:contextualSpacing/>
@@ -1346,7 +1213,7 @@
       <w:pPr>
         <w:numPr>
           <w:ilvl w:val="0"/>
-          <w:numId w:val="8"/>
+          <w:numId w:val="30"/>
         </w:numPr>
         <w:spacing w:before="240" w:line="480" w:lineRule="auto"/>
         <w:contextualSpacing/>
@@ -1811,29 +1678,16 @@
           <w14:ligatures w14:val="standardContextual"/>
         </w:rPr>
       </w:pPr>
-      <w:proofErr w:type="gramStart"/>
-      <w:r>
-        <w:rPr>
-          <w:rFonts w:ascii="Aptos" w:eastAsia="Aptos" w:hAnsi="Aptos" w:cs="Times New Roman"/>
-          <w:kern w:val="2"/>
-          <w:sz w:val="24"/>
-          <w:szCs w:val="24"/>
-          <w:lang w:val="en-US"/>
-          <w14:ligatures w14:val="standardContextual"/>
-        </w:rPr>
-        <w:t>List</w:t>
-      </w:r>
-      <w:proofErr w:type="gramEnd"/>
-      <w:r>
-        <w:rPr>
-          <w:rFonts w:ascii="Aptos" w:eastAsia="Aptos" w:hAnsi="Aptos" w:cs="Times New Roman"/>
-          <w:kern w:val="2"/>
-          <w:sz w:val="24"/>
-          <w:szCs w:val="24"/>
-          <w:lang w:val="en-US"/>
-          <w14:ligatures w14:val="standardContextual"/>
-        </w:rPr>
-        <w:t xml:space="preserve"> traditional methods for determining system requirements. Explain advantages and pitfalls of observing workers to determine system requirements.</w:t>
+      <w:r>
+        <w:rPr>
+          <w:rFonts w:ascii="Aptos" w:eastAsia="Aptos" w:hAnsi="Aptos" w:cs="Times New Roman"/>
+          <w:kern w:val="2"/>
+          <w:sz w:val="24"/>
+          <w:szCs w:val="24"/>
+          <w:lang w:val="en-US"/>
+          <w14:ligatures w14:val="standardContextual"/>
+        </w:rPr>
+        <w:t>List traditional methods for determining system requirements. Explain advantages and pitfalls of observing workers to determine system requirements.</w:t>
       </w:r>
     </w:p>
     <w:p>
@@ -2554,7 +2408,6 @@
           <w14:ligatures w14:val="standardContextual"/>
         </w:rPr>
       </w:pPr>
-      <w:proofErr w:type="gramStart"/>
       <w:r>
         <w:rPr>
           <w:rFonts w:ascii="Aptos" w:eastAsia="Aptos" w:hAnsi="Aptos" w:cs="Times New Roman"/>
@@ -2565,19 +2418,7 @@
           <w14:ligatures w14:val="standardContextual"/>
         </w:rPr>
         <w:lastRenderedPageBreak/>
-        <w:t>A system</w:t>
-      </w:r>
-      <w:proofErr w:type="gramEnd"/>
-      <w:r>
-        <w:rPr>
-          <w:rFonts w:ascii="Aptos" w:eastAsia="Aptos" w:hAnsi="Aptos" w:cs="Times New Roman"/>
-          <w:kern w:val="2"/>
-          <w:sz w:val="24"/>
-          <w:szCs w:val="24"/>
-          <w:lang w:val="en-US"/>
-          <w14:ligatures w14:val="standardContextual"/>
-        </w:rPr>
-        <w:t xml:space="preserve"> costs Rs. 2,00,000 to install and Rs. 10,000 per month as recurring expenses. The benefit per year is </w:t>
+        <w:t xml:space="preserve">A system costs Rs. 2,00,000 to install and Rs. 10,000 per month as recurring expenses. The benefit per year is </w:t>
       </w:r>
       <w:r>
         <w:rPr>
@@ -3850,31 +3691,7 @@
           <w:lang w:val="en-US"/>
           <w14:ligatures w14:val="standardContextual"/>
         </w:rPr>
-        <w:t xml:space="preserve">What is testing? Explain </w:t>
-      </w:r>
-      <w:proofErr w:type="gramStart"/>
-      <w:r>
-        <w:rPr>
-          <w:rFonts w:ascii="Aptos" w:eastAsia="Aptos" w:hAnsi="Aptos" w:cs="Times New Roman"/>
-          <w:kern w:val="2"/>
-          <w:sz w:val="24"/>
-          <w:szCs w:val="24"/>
-          <w:lang w:val="en-US"/>
-          <w14:ligatures w14:val="standardContextual"/>
-        </w:rPr>
-        <w:t>any</w:t>
-      </w:r>
-      <w:proofErr w:type="gramEnd"/>
-      <w:r>
-        <w:rPr>
-          <w:rFonts w:ascii="Aptos" w:eastAsia="Aptos" w:hAnsi="Aptos" w:cs="Times New Roman"/>
-          <w:kern w:val="2"/>
-          <w:sz w:val="24"/>
-          <w:szCs w:val="24"/>
-          <w:lang w:val="en-US"/>
-          <w14:ligatures w14:val="standardContextual"/>
-        </w:rPr>
-        <w:t xml:space="preserve"> four different testing techniques.</w:t>
+        <w:t>What is testing? Explain any four different testing techniques.</w:t>
       </w:r>
     </w:p>
     <w:p>
@@ -4413,29 +4230,16 @@
           <w14:ligatures w14:val="standardContextual"/>
         </w:rPr>
       </w:pPr>
-      <w:proofErr w:type="gramStart"/>
-      <w:r>
-        <w:rPr>
-          <w:rFonts w:ascii="Aptos" w:eastAsia="Aptos" w:hAnsi="Aptos" w:cs="Times New Roman"/>
-          <w:kern w:val="2"/>
-          <w:sz w:val="24"/>
-          <w:szCs w:val="24"/>
-          <w:lang w:val="en-US"/>
-          <w14:ligatures w14:val="standardContextual"/>
-        </w:rPr>
-        <w:t>List</w:t>
-      </w:r>
-      <w:proofErr w:type="gramEnd"/>
-      <w:r>
-        <w:rPr>
-          <w:rFonts w:ascii="Aptos" w:eastAsia="Aptos" w:hAnsi="Aptos" w:cs="Times New Roman"/>
-          <w:kern w:val="2"/>
-          <w:sz w:val="24"/>
-          <w:szCs w:val="24"/>
-          <w:lang w:val="en-US"/>
-          <w14:ligatures w14:val="standardContextual"/>
-        </w:rPr>
-        <w:t xml:space="preserve"> major activities of maintenance. Explain different types of maintenance activities.</w:t>
+      <w:r>
+        <w:rPr>
+          <w:rFonts w:ascii="Aptos" w:eastAsia="Aptos" w:hAnsi="Aptos" w:cs="Times New Roman"/>
+          <w:kern w:val="2"/>
+          <w:sz w:val="24"/>
+          <w:szCs w:val="24"/>
+          <w:lang w:val="en-US"/>
+          <w14:ligatures w14:val="standardContextual"/>
+        </w:rPr>
+        <w:t>List major activities of maintenance. Explain different types of maintenance activities.</w:t>
       </w:r>
     </w:p>
     <w:p>
@@ -4651,6 +4455,95 @@
 <file path=word/numbering.xml><?xml version="1.0" encoding="utf-8"?>
 <w:numbering xmlns:wpc="http://schemas.microsoft.com/office/word/2010/wordprocessingCanvas" xmlns:cx="http://schemas.microsoft.com/office/drawing/2014/chartex" xmlns:cx1="http://schemas.microsoft.com/office/drawing/2015/9/8/chartex" xmlns:cx2="http://schemas.microsoft.com/office/drawing/2015/10/21/chartex" xmlns:cx3="http://schemas.microsoft.com/office/drawing/2016/5/9/chartex" xmlns:cx4="http://schemas.microsoft.com/office/drawing/2016/5/10/chartex" xmlns:cx5="http://schemas.microsoft.com/office/drawing/2016/5/11/chartex" xmlns:cx6="http://schemas.microsoft.com/office/drawing/2016/5/12/chartex" xmlns:cx7="http://schemas.microsoft.com/office/drawing/2016/5/13/chartex" xmlns:cx8="http://schemas.microsoft.com/office/drawing/2016/5/14/chartex" xmlns:mc="http://schemas.openxmlformats.org/markup-compatibility/2006" xmlns:aink="http://schemas.microsoft.com/office/drawing/2016/ink" xmlns:am3d="http://schemas.microsoft.com/office/drawing/2017/model3d" xmlns:o="urn:schemas-microsoft-com:office:office" xmlns:oel="http://schemas.microsoft.com/office/2019/extlst" xmlns:r="http://schemas.openxmlformats.org/officeDocument/2006/relationships" xmlns:m="http://schemas.openxmlformats.org/officeDocument/2006/math" xmlns:v="urn:schemas-microsoft-com:vml" xmlns:wp14="http://schemas.microsoft.com/office/word/2010/wordprocessingDrawing" xmlns:wp="http://schemas.openxmlformats.org/drawingml/2006/wordprocessingDrawing" xmlns:w10="urn:schemas-microsoft-com:office:word" xmlns:w="http://schemas.openxmlformats.org/wordprocessingml/2006/main" xmlns:w14="http://schemas.microsoft.com/office/word/2010/wordml" xmlns:w15="http://schemas.microsoft.com/office/word/2012/wordml" xmlns:w16cex="http://schemas.microsoft.com/office/word/2018/wordml/cex" xmlns:w16cid="http://schemas.microsoft.com/office/word/2016/wordml/cid" xmlns:w16="http://schemas.microsoft.com/office/word/2018/wordml" xmlns:w16du="http://schemas.microsoft.com/office/word/2023/wordml/word16du" xmlns:w16sdtdh="http://schemas.microsoft.com/office/word/2020/wordml/sdtdatahash" xmlns:w16sdtfl="http://schemas.microsoft.com/office/word/2024/wordml/sdtformatlock" xmlns:w16se="http://schemas.microsoft.com/office/word/2015/wordml/symex" xmlns:wpg="http://schemas.microsoft.com/office/word/2010/wordprocessingGroup" xmlns:wpi="http://schemas.microsoft.com/office/word/2010/wordprocessingInk" xmlns:wne="http://schemas.microsoft.com/office/word/2006/wordml" xmlns:wps="http://schemas.microsoft.com/office/word/2010/wordprocessingShape" mc:Ignorable="w14 w15 w16se w16cid w16 w16cex w16sdtdh w16sdtfl w16du wp14">
   <w:abstractNum w:abstractNumId="0" w15:restartNumberingAfterBreak="0">
+    <w:nsid w:val="03A202EC"/>
+    <w:multiLevelType w:val="hybridMultilevel"/>
+    <w:tmpl w:val="1D7A5038"/>
+    <w:lvl w:ilvl="0" w:tplc="0409000F">
+      <w:start w:val="1"/>
+      <w:numFmt w:val="decimal"/>
+      <w:lvlText w:val="%1."/>
+      <w:lvlJc w:val="left"/>
+      <w:pPr>
+        <w:ind w:left="720" w:hanging="360"/>
+      </w:pPr>
+      <w:rPr>
+        <w:rFonts w:hint="default"/>
+      </w:rPr>
+    </w:lvl>
+    <w:lvl w:ilvl="1" w:tplc="04090019" w:tentative="1">
+      <w:start w:val="1"/>
+      <w:numFmt w:val="lowerLetter"/>
+      <w:lvlText w:val="%2."/>
+      <w:lvlJc w:val="left"/>
+      <w:pPr>
+        <w:ind w:left="1440" w:hanging="360"/>
+      </w:pPr>
+    </w:lvl>
+    <w:lvl w:ilvl="2" w:tplc="0409001B" w:tentative="1">
+      <w:start w:val="1"/>
+      <w:numFmt w:val="lowerRoman"/>
+      <w:lvlText w:val="%3."/>
+      <w:lvlJc w:val="right"/>
+      <w:pPr>
+        <w:ind w:left="2160" w:hanging="180"/>
+      </w:pPr>
+    </w:lvl>
+    <w:lvl w:ilvl="3" w:tplc="0409000F" w:tentative="1">
+      <w:start w:val="1"/>
+      <w:numFmt w:val="decimal"/>
+      <w:lvlText w:val="%4."/>
+      <w:lvlJc w:val="left"/>
+      <w:pPr>
+        <w:ind w:left="2880" w:hanging="360"/>
+      </w:pPr>
+    </w:lvl>
+    <w:lvl w:ilvl="4" w:tplc="04090019" w:tentative="1">
+      <w:start w:val="1"/>
+      <w:numFmt w:val="lowerLetter"/>
+      <w:lvlText w:val="%5."/>
+      <w:lvlJc w:val="left"/>
+      <w:pPr>
+        <w:ind w:left="3600" w:hanging="360"/>
+      </w:pPr>
+    </w:lvl>
+    <w:lvl w:ilvl="5" w:tplc="0409001B" w:tentative="1">
+      <w:start w:val="1"/>
+      <w:numFmt w:val="lowerRoman"/>
+      <w:lvlText w:val="%6."/>
+      <w:lvlJc w:val="right"/>
+      <w:pPr>
+        <w:ind w:left="4320" w:hanging="180"/>
+      </w:pPr>
+    </w:lvl>
+    <w:lvl w:ilvl="6" w:tplc="0409000F" w:tentative="1">
+      <w:start w:val="1"/>
+      <w:numFmt w:val="decimal"/>
+      <w:lvlText w:val="%7."/>
+      <w:lvlJc w:val="left"/>
+      <w:pPr>
+        <w:ind w:left="5040" w:hanging="360"/>
+      </w:pPr>
+    </w:lvl>
+    <w:lvl w:ilvl="7" w:tplc="04090019" w:tentative="1">
+      <w:start w:val="1"/>
+      <w:numFmt w:val="lowerLetter"/>
+      <w:lvlText w:val="%8."/>
+      <w:lvlJc w:val="left"/>
+      <w:pPr>
+        <w:ind w:left="5760" w:hanging="360"/>
+      </w:pPr>
+    </w:lvl>
+    <w:lvl w:ilvl="8" w:tplc="0409001B" w:tentative="1">
+      <w:start w:val="1"/>
+      <w:numFmt w:val="lowerRoman"/>
+      <w:lvlText w:val="%9."/>
+      <w:lvlJc w:val="right"/>
+      <w:pPr>
+        <w:ind w:left="6480" w:hanging="180"/>
+      </w:pPr>
+    </w:lvl>
+  </w:abstractNum>
+  <w:abstractNum w:abstractNumId="1" w15:restartNumberingAfterBreak="0">
     <w:nsid w:val="076C72A7"/>
     <w:multiLevelType w:val="hybridMultilevel"/>
     <w:tmpl w:val="A4F00618"/>
@@ -4736,7 +4629,7 @@
       </w:pPr>
     </w:lvl>
   </w:abstractNum>
-  <w:abstractNum w:abstractNumId="1" w15:restartNumberingAfterBreak="0">
+  <w:abstractNum w:abstractNumId="2" w15:restartNumberingAfterBreak="0">
     <w:nsid w:val="0BB70C65"/>
     <w:multiLevelType w:val="hybridMultilevel"/>
     <w:tmpl w:val="61C6606E"/>
@@ -4822,7 +4715,7 @@
       </w:pPr>
     </w:lvl>
   </w:abstractNum>
-  <w:abstractNum w:abstractNumId="2" w15:restartNumberingAfterBreak="0">
+  <w:abstractNum w:abstractNumId="3" w15:restartNumberingAfterBreak="0">
     <w:nsid w:val="0F210AE6"/>
     <w:multiLevelType w:val="multilevel"/>
     <w:tmpl w:val="9E047B34"/>
@@ -4935,7 +4828,7 @@
       </w:pPr>
     </w:lvl>
   </w:abstractNum>
-  <w:abstractNum w:abstractNumId="3" w15:restartNumberingAfterBreak="0">
+  <w:abstractNum w:abstractNumId="4" w15:restartNumberingAfterBreak="0">
     <w:nsid w:val="10901206"/>
     <w:multiLevelType w:val="hybridMultilevel"/>
     <w:tmpl w:val="2A2C2090"/>
@@ -5021,7 +4914,7 @@
       </w:pPr>
     </w:lvl>
   </w:abstractNum>
-  <w:abstractNum w:abstractNumId="4" w15:restartNumberingAfterBreak="0">
+  <w:abstractNum w:abstractNumId="5" w15:restartNumberingAfterBreak="0">
     <w:nsid w:val="1590586A"/>
     <w:multiLevelType w:val="hybridMultilevel"/>
     <w:tmpl w:val="21FC11AC"/>
@@ -5107,7 +5000,7 @@
       </w:pPr>
     </w:lvl>
   </w:abstractNum>
-  <w:abstractNum w:abstractNumId="5" w15:restartNumberingAfterBreak="0">
+  <w:abstractNum w:abstractNumId="6" w15:restartNumberingAfterBreak="0">
     <w:nsid w:val="16183C4E"/>
     <w:multiLevelType w:val="hybridMultilevel"/>
     <w:tmpl w:val="9EF2593A"/>
@@ -5193,7 +5086,7 @@
       </w:pPr>
     </w:lvl>
   </w:abstractNum>
-  <w:abstractNum w:abstractNumId="6" w15:restartNumberingAfterBreak="0">
+  <w:abstractNum w:abstractNumId="7" w15:restartNumberingAfterBreak="0">
     <w:nsid w:val="16E158C7"/>
     <w:multiLevelType w:val="hybridMultilevel"/>
     <w:tmpl w:val="20A0F80C"/>
@@ -5279,7 +5172,7 @@
       </w:pPr>
     </w:lvl>
   </w:abstractNum>
-  <w:abstractNum w:abstractNumId="7" w15:restartNumberingAfterBreak="0">
+  <w:abstractNum w:abstractNumId="8" w15:restartNumberingAfterBreak="0">
     <w:nsid w:val="1DE62E63"/>
     <w:multiLevelType w:val="hybridMultilevel"/>
     <w:tmpl w:val="B19AE6A0"/>
@@ -5365,7 +5258,7 @@
       </w:pPr>
     </w:lvl>
   </w:abstractNum>
-  <w:abstractNum w:abstractNumId="8" w15:restartNumberingAfterBreak="0">
+  <w:abstractNum w:abstractNumId="9" w15:restartNumberingAfterBreak="0">
     <w:nsid w:val="25375A60"/>
     <w:multiLevelType w:val="hybridMultilevel"/>
     <w:tmpl w:val="99DE658A"/>
@@ -5451,7 +5344,7 @@
       </w:pPr>
     </w:lvl>
   </w:abstractNum>
-  <w:abstractNum w:abstractNumId="9" w15:restartNumberingAfterBreak="0">
+  <w:abstractNum w:abstractNumId="10" w15:restartNumberingAfterBreak="0">
     <w:nsid w:val="29DB6135"/>
     <w:multiLevelType w:val="hybridMultilevel"/>
     <w:tmpl w:val="1772F154"/>
@@ -5537,7 +5430,7 @@
       </w:pPr>
     </w:lvl>
   </w:abstractNum>
-  <w:abstractNum w:abstractNumId="10" w15:restartNumberingAfterBreak="0">
+  <w:abstractNum w:abstractNumId="11" w15:restartNumberingAfterBreak="0">
     <w:nsid w:val="3CC92433"/>
     <w:multiLevelType w:val="multilevel"/>
     <w:tmpl w:val="CB38A24C"/>
@@ -5650,7 +5543,7 @@
       </w:pPr>
     </w:lvl>
   </w:abstractNum>
-  <w:abstractNum w:abstractNumId="11" w15:restartNumberingAfterBreak="0">
+  <w:abstractNum w:abstractNumId="12" w15:restartNumberingAfterBreak="0">
     <w:nsid w:val="3FF44266"/>
     <w:multiLevelType w:val="hybridMultilevel"/>
     <w:tmpl w:val="26725A92"/>
@@ -5736,7 +5629,7 @@
       </w:pPr>
     </w:lvl>
   </w:abstractNum>
-  <w:abstractNum w:abstractNumId="12" w15:restartNumberingAfterBreak="0">
+  <w:abstractNum w:abstractNumId="13" w15:restartNumberingAfterBreak="0">
     <w:nsid w:val="46045C78"/>
     <w:multiLevelType w:val="hybridMultilevel"/>
     <w:tmpl w:val="6B88BB08"/>
@@ -5822,7 +5715,7 @@
       </w:pPr>
     </w:lvl>
   </w:abstractNum>
-  <w:abstractNum w:abstractNumId="13" w15:restartNumberingAfterBreak="0">
+  <w:abstractNum w:abstractNumId="14" w15:restartNumberingAfterBreak="0">
     <w:nsid w:val="4E0F5E99"/>
     <w:multiLevelType w:val="hybridMultilevel"/>
     <w:tmpl w:val="AF2EFE50"/>
@@ -5908,7 +5801,7 @@
       </w:pPr>
     </w:lvl>
   </w:abstractNum>
-  <w:abstractNum w:abstractNumId="14" w15:restartNumberingAfterBreak="0">
+  <w:abstractNum w:abstractNumId="15" w15:restartNumberingAfterBreak="0">
     <w:nsid w:val="4EB378A5"/>
     <w:multiLevelType w:val="hybridMultilevel"/>
     <w:tmpl w:val="44DC2DE0"/>
@@ -5994,7 +5887,7 @@
       </w:pPr>
     </w:lvl>
   </w:abstractNum>
-  <w:abstractNum w:abstractNumId="15" w15:restartNumberingAfterBreak="0">
+  <w:abstractNum w:abstractNumId="16" w15:restartNumberingAfterBreak="0">
     <w:nsid w:val="528D3D12"/>
     <w:multiLevelType w:val="multilevel"/>
     <w:tmpl w:val="C5060EBC"/>
@@ -6107,7 +6000,7 @@
       </w:pPr>
     </w:lvl>
   </w:abstractNum>
-  <w:abstractNum w:abstractNumId="16" w15:restartNumberingAfterBreak="0">
+  <w:abstractNum w:abstractNumId="17" w15:restartNumberingAfterBreak="0">
     <w:nsid w:val="55DA593A"/>
     <w:multiLevelType w:val="hybridMultilevel"/>
     <w:tmpl w:val="94DC36A0"/>
@@ -6193,7 +6086,7 @@
       </w:pPr>
     </w:lvl>
   </w:abstractNum>
-  <w:abstractNum w:abstractNumId="17" w15:restartNumberingAfterBreak="0">
+  <w:abstractNum w:abstractNumId="18" w15:restartNumberingAfterBreak="0">
     <w:nsid w:val="55DB7D16"/>
     <w:multiLevelType w:val="hybridMultilevel"/>
     <w:tmpl w:val="0E2ADB98"/>
@@ -6279,7 +6172,7 @@
       </w:pPr>
     </w:lvl>
   </w:abstractNum>
-  <w:abstractNum w:abstractNumId="18" w15:restartNumberingAfterBreak="0">
+  <w:abstractNum w:abstractNumId="19" w15:restartNumberingAfterBreak="0">
     <w:nsid w:val="65012A8C"/>
     <w:multiLevelType w:val="hybridMultilevel"/>
     <w:tmpl w:val="D0DE75C2"/>
@@ -6365,7 +6258,7 @@
       </w:pPr>
     </w:lvl>
   </w:abstractNum>
-  <w:abstractNum w:abstractNumId="19" w15:restartNumberingAfterBreak="0">
+  <w:abstractNum w:abstractNumId="20" w15:restartNumberingAfterBreak="0">
     <w:nsid w:val="65037DC7"/>
     <w:multiLevelType w:val="hybridMultilevel"/>
     <w:tmpl w:val="2A82459C"/>
@@ -6451,7 +6344,7 @@
       </w:pPr>
     </w:lvl>
   </w:abstractNum>
-  <w:abstractNum w:abstractNumId="20" w15:restartNumberingAfterBreak="0">
+  <w:abstractNum w:abstractNumId="21" w15:restartNumberingAfterBreak="0">
     <w:nsid w:val="6598345B"/>
     <w:multiLevelType w:val="hybridMultilevel"/>
     <w:tmpl w:val="6DE8E946"/>
@@ -6537,7 +6430,7 @@
       </w:pPr>
     </w:lvl>
   </w:abstractNum>
-  <w:abstractNum w:abstractNumId="21" w15:restartNumberingAfterBreak="0">
+  <w:abstractNum w:abstractNumId="22" w15:restartNumberingAfterBreak="0">
     <w:nsid w:val="689F6227"/>
     <w:multiLevelType w:val="hybridMultilevel"/>
     <w:tmpl w:val="97B0DAB0"/>
@@ -6623,7 +6516,7 @@
       </w:pPr>
     </w:lvl>
   </w:abstractNum>
-  <w:abstractNum w:abstractNumId="22" w15:restartNumberingAfterBreak="0">
+  <w:abstractNum w:abstractNumId="23" w15:restartNumberingAfterBreak="0">
     <w:nsid w:val="6B514026"/>
     <w:multiLevelType w:val="multilevel"/>
     <w:tmpl w:val="86C6F7A2"/>
@@ -6737,7 +6630,7 @@
       </w:pPr>
     </w:lvl>
   </w:abstractNum>
-  <w:abstractNum w:abstractNumId="23" w15:restartNumberingAfterBreak="0">
+  <w:abstractNum w:abstractNumId="24" w15:restartNumberingAfterBreak="0">
     <w:nsid w:val="6F031962"/>
     <w:multiLevelType w:val="hybridMultilevel"/>
     <w:tmpl w:val="F2F0AC8C"/>
@@ -6823,7 +6716,7 @@
       </w:pPr>
     </w:lvl>
   </w:abstractNum>
-  <w:abstractNum w:abstractNumId="24" w15:restartNumberingAfterBreak="0">
+  <w:abstractNum w:abstractNumId="25" w15:restartNumberingAfterBreak="0">
     <w:nsid w:val="6F457137"/>
     <w:multiLevelType w:val="multilevel"/>
     <w:tmpl w:val="2258FC58"/>
@@ -6936,7 +6829,7 @@
       </w:pPr>
     </w:lvl>
   </w:abstractNum>
-  <w:abstractNum w:abstractNumId="25" w15:restartNumberingAfterBreak="0">
+  <w:abstractNum w:abstractNumId="26" w15:restartNumberingAfterBreak="0">
     <w:nsid w:val="6FC76804"/>
     <w:multiLevelType w:val="hybridMultilevel"/>
     <w:tmpl w:val="3794A1BE"/>
@@ -7022,7 +6915,7 @@
       </w:pPr>
     </w:lvl>
   </w:abstractNum>
-  <w:abstractNum w:abstractNumId="26" w15:restartNumberingAfterBreak="0">
+  <w:abstractNum w:abstractNumId="27" w15:restartNumberingAfterBreak="0">
     <w:nsid w:val="728A7100"/>
     <w:multiLevelType w:val="hybridMultilevel"/>
     <w:tmpl w:val="ABAE9C42"/>
@@ -7108,7 +7001,7 @@
       </w:pPr>
     </w:lvl>
   </w:abstractNum>
-  <w:abstractNum w:abstractNumId="27" w15:restartNumberingAfterBreak="0">
+  <w:abstractNum w:abstractNumId="28" w15:restartNumberingAfterBreak="0">
     <w:nsid w:val="7DCB28FD"/>
     <w:multiLevelType w:val="hybridMultilevel"/>
     <w:tmpl w:val="7CE83D2E"/>
@@ -7194,7 +7087,7 @@
       </w:pPr>
     </w:lvl>
   </w:abstractNum>
-  <w:abstractNum w:abstractNumId="28" w15:restartNumberingAfterBreak="0">
+  <w:abstractNum w:abstractNumId="29" w15:restartNumberingAfterBreak="0">
     <w:nsid w:val="7DCC564F"/>
     <w:multiLevelType w:val="hybridMultilevel"/>
     <w:tmpl w:val="50BCBB70"/>
@@ -7285,91 +7178,94 @@
     </w:lvl>
   </w:abstractNum>
   <w:num w:numId="1" w16cid:durableId="1631938193">
+    <w:abstractNumId w:val="29"/>
+  </w:num>
+  <w:num w:numId="2" w16cid:durableId="241836934">
+    <w:abstractNumId w:val="3"/>
+  </w:num>
+  <w:num w:numId="3" w16cid:durableId="1235580186">
+    <w:abstractNumId w:val="15"/>
+  </w:num>
+  <w:num w:numId="4" w16cid:durableId="1713650866">
+    <w:abstractNumId w:val="11"/>
+  </w:num>
+  <w:num w:numId="5" w16cid:durableId="70736569">
+    <w:abstractNumId w:val="16"/>
+  </w:num>
+  <w:num w:numId="6" w16cid:durableId="1362322181">
+    <w:abstractNumId w:val="23"/>
+  </w:num>
+  <w:num w:numId="7" w16cid:durableId="1702705769">
+    <w:abstractNumId w:val="2"/>
+  </w:num>
+  <w:num w:numId="8" w16cid:durableId="279070369">
+    <w:abstractNumId w:val="18"/>
+  </w:num>
+  <w:num w:numId="9" w16cid:durableId="902447766">
+    <w:abstractNumId w:val="10"/>
+  </w:num>
+  <w:num w:numId="10" w16cid:durableId="571814112">
+    <w:abstractNumId w:val="13"/>
+  </w:num>
+  <w:num w:numId="11" w16cid:durableId="1242523220">
+    <w:abstractNumId w:val="27"/>
+  </w:num>
+  <w:num w:numId="12" w16cid:durableId="1548881650">
     <w:abstractNumId w:val="28"/>
   </w:num>
-  <w:num w:numId="2" w16cid:durableId="241836934">
-    <w:abstractNumId w:val="2"/>
+  <w:num w:numId="13" w16cid:durableId="236407072">
+    <w:abstractNumId w:val="7"/>
   </w:num>
-  <w:num w:numId="3" w16cid:durableId="1235580186">
+  <w:num w:numId="14" w16cid:durableId="283464391">
+    <w:abstractNumId w:val="24"/>
+  </w:num>
+  <w:num w:numId="15" w16cid:durableId="1103308397">
+    <w:abstractNumId w:val="17"/>
+  </w:num>
+  <w:num w:numId="16" w16cid:durableId="71436891">
+    <w:abstractNumId w:val="19"/>
+  </w:num>
+  <w:num w:numId="17" w16cid:durableId="1884051347">
+    <w:abstractNumId w:val="20"/>
+  </w:num>
+  <w:num w:numId="18" w16cid:durableId="994145581">
+    <w:abstractNumId w:val="1"/>
+  </w:num>
+  <w:num w:numId="19" w16cid:durableId="55787927">
+    <w:abstractNumId w:val="4"/>
+  </w:num>
+  <w:num w:numId="20" w16cid:durableId="674765056">
     <w:abstractNumId w:val="14"/>
   </w:num>
-  <w:num w:numId="4" w16cid:durableId="1713650866">
-    <w:abstractNumId w:val="10"/>
+  <w:num w:numId="21" w16cid:durableId="1660377327">
+    <w:abstractNumId w:val="5"/>
   </w:num>
-  <w:num w:numId="5" w16cid:durableId="70736569">
-    <w:abstractNumId w:val="15"/>
-  </w:num>
-  <w:num w:numId="6" w16cid:durableId="1362322181">
+  <w:num w:numId="22" w16cid:durableId="1096511688">
     <w:abstractNumId w:val="22"/>
   </w:num>
-  <w:num w:numId="7" w16cid:durableId="1702705769">
-    <w:abstractNumId w:val="1"/>
+  <w:num w:numId="23" w16cid:durableId="761531228">
+    <w:abstractNumId w:val="25"/>
   </w:num>
-  <w:num w:numId="8" w16cid:durableId="279070369">
-    <w:abstractNumId w:val="17"/>
+  <w:num w:numId="24" w16cid:durableId="1797333078">
+    <w:abstractNumId w:val="12"/>
   </w:num>
-  <w:num w:numId="9" w16cid:durableId="902447766">
+  <w:num w:numId="25" w16cid:durableId="1431242914">
+    <w:abstractNumId w:val="21"/>
+  </w:num>
+  <w:num w:numId="26" w16cid:durableId="186989085">
+    <w:abstractNumId w:val="8"/>
+  </w:num>
+  <w:num w:numId="27" w16cid:durableId="1236011151">
+    <w:abstractNumId w:val="6"/>
+  </w:num>
+  <w:num w:numId="28" w16cid:durableId="1195188311">
+    <w:abstractNumId w:val="26"/>
+  </w:num>
+  <w:num w:numId="29" w16cid:durableId="915628325">
     <w:abstractNumId w:val="9"/>
   </w:num>
-  <w:num w:numId="10" w16cid:durableId="571814112">
-    <w:abstractNumId w:val="12"/>
-  </w:num>
-  <w:num w:numId="11" w16cid:durableId="1242523220">
-    <w:abstractNumId w:val="26"/>
-  </w:num>
-  <w:num w:numId="12" w16cid:durableId="1548881650">
-    <w:abstractNumId w:val="27"/>
-  </w:num>
-  <w:num w:numId="13" w16cid:durableId="236407072">
-    <w:abstractNumId w:val="6"/>
-  </w:num>
-  <w:num w:numId="14" w16cid:durableId="283464391">
-    <w:abstractNumId w:val="23"/>
-  </w:num>
-  <w:num w:numId="15" w16cid:durableId="1103308397">
-    <w:abstractNumId w:val="16"/>
-  </w:num>
-  <w:num w:numId="16" w16cid:durableId="71436891">
-    <w:abstractNumId w:val="18"/>
-  </w:num>
-  <w:num w:numId="17" w16cid:durableId="1884051347">
-    <w:abstractNumId w:val="19"/>
-  </w:num>
-  <w:num w:numId="18" w16cid:durableId="994145581">
+  <w:num w:numId="30" w16cid:durableId="1617519312">
     <w:abstractNumId w:val="0"/>
-  </w:num>
-  <w:num w:numId="19" w16cid:durableId="55787927">
-    <w:abstractNumId w:val="3"/>
-  </w:num>
-  <w:num w:numId="20" w16cid:durableId="674765056">
-    <w:abstractNumId w:val="13"/>
-  </w:num>
-  <w:num w:numId="21" w16cid:durableId="1660377327">
-    <w:abstractNumId w:val="4"/>
-  </w:num>
-  <w:num w:numId="22" w16cid:durableId="1096511688">
-    <w:abstractNumId w:val="21"/>
-  </w:num>
-  <w:num w:numId="23" w16cid:durableId="761531228">
-    <w:abstractNumId w:val="24"/>
-  </w:num>
-  <w:num w:numId="24" w16cid:durableId="1797333078">
-    <w:abstractNumId w:val="11"/>
-  </w:num>
-  <w:num w:numId="25" w16cid:durableId="1431242914">
-    <w:abstractNumId w:val="20"/>
-  </w:num>
-  <w:num w:numId="26" w16cid:durableId="186989085">
-    <w:abstractNumId w:val="7"/>
-  </w:num>
-  <w:num w:numId="27" w16cid:durableId="1236011151">
-    <w:abstractNumId w:val="5"/>
-  </w:num>
-  <w:num w:numId="28" w16cid:durableId="1195188311">
-    <w:abstractNumId w:val="25"/>
-  </w:num>
-  <w:num w:numId="29" w16cid:durableId="915628325">
-    <w:abstractNumId w:val="8"/>
   </w:num>
 </w:numbering>
 </file>
@@ -7975,6 +7871,7 @@
   <w:style w:type="character" w:default="1" w:styleId="DefaultParagraphFont">
     <w:name w:val="Default Paragraph Font"/>
     <w:uiPriority w:val="1"/>
+    <w:semiHidden/>
     <w:unhideWhenUsed/>
   </w:style>
   <w:style w:type="table" w:default="1" w:styleId="TableNormal">

--- a/CSC326-System-Analysis-And-Design/Old-Questions/old-questions.docx
+++ b/CSC326-System-Analysis-And-Design/Old-Questions/old-questions.docx
@@ -732,7 +732,127 @@
           <w:lang w:val="en-US"/>
           <w14:ligatures w14:val="standardContextual"/>
         </w:rPr>
-        <w:t>An applicant has to fill up the form to participate in a music competition. The applicant’s age should be greater than 18 years and nationality has to be Nepalese for being selected for the competition. The applicant will be provided a registration number after paying Rs. 5000 as an entry fee. The applicant has to play an instrument for three minutes else will be disqualified. The experts will provide points on the basis of some criteria. The applicant having the highest point will be declared winner and will get a cash prize of Rs. 1,00,000 and all the qualified applicants will get a gift hamper.</w:t>
+        <w:t xml:space="preserve">An applicant </w:t>
+      </w:r>
+      <w:proofErr w:type="gramStart"/>
+      <w:r>
+        <w:rPr>
+          <w:rFonts w:ascii="Aptos" w:eastAsia="Aptos" w:hAnsi="Aptos" w:cs="Times New Roman"/>
+          <w:kern w:val="2"/>
+          <w:sz w:val="24"/>
+          <w:szCs w:val="24"/>
+          <w:lang w:val="en-US"/>
+          <w14:ligatures w14:val="standardContextual"/>
+        </w:rPr>
+        <w:t>has to</w:t>
+      </w:r>
+      <w:proofErr w:type="gramEnd"/>
+      <w:r>
+        <w:rPr>
+          <w:rFonts w:ascii="Aptos" w:eastAsia="Aptos" w:hAnsi="Aptos" w:cs="Times New Roman"/>
+          <w:kern w:val="2"/>
+          <w:sz w:val="24"/>
+          <w:szCs w:val="24"/>
+          <w:lang w:val="en-US"/>
+          <w14:ligatures w14:val="standardContextual"/>
+        </w:rPr>
+        <w:t xml:space="preserve"> fill up the form to participate in a music competition. The applicant’s age should be greater than 18 years and nationality </w:t>
+      </w:r>
+      <w:proofErr w:type="gramStart"/>
+      <w:r>
+        <w:rPr>
+          <w:rFonts w:ascii="Aptos" w:eastAsia="Aptos" w:hAnsi="Aptos" w:cs="Times New Roman"/>
+          <w:kern w:val="2"/>
+          <w:sz w:val="24"/>
+          <w:szCs w:val="24"/>
+          <w:lang w:val="en-US"/>
+          <w14:ligatures w14:val="standardContextual"/>
+        </w:rPr>
+        <w:t>has to</w:t>
+      </w:r>
+      <w:proofErr w:type="gramEnd"/>
+      <w:r>
+        <w:rPr>
+          <w:rFonts w:ascii="Aptos" w:eastAsia="Aptos" w:hAnsi="Aptos" w:cs="Times New Roman"/>
+          <w:kern w:val="2"/>
+          <w:sz w:val="24"/>
+          <w:szCs w:val="24"/>
+          <w:lang w:val="en-US"/>
+          <w14:ligatures w14:val="standardContextual"/>
+        </w:rPr>
+        <w:t xml:space="preserve"> be Nepalese for being selected for the competition. The applicant will be </w:t>
+      </w:r>
+      <w:proofErr w:type="gramStart"/>
+      <w:r>
+        <w:rPr>
+          <w:rFonts w:ascii="Aptos" w:eastAsia="Aptos" w:hAnsi="Aptos" w:cs="Times New Roman"/>
+          <w:kern w:val="2"/>
+          <w:sz w:val="24"/>
+          <w:szCs w:val="24"/>
+          <w:lang w:val="en-US"/>
+          <w14:ligatures w14:val="standardContextual"/>
+        </w:rPr>
+        <w:t>provided</w:t>
+      </w:r>
+      <w:proofErr w:type="gramEnd"/>
+      <w:r>
+        <w:rPr>
+          <w:rFonts w:ascii="Aptos" w:eastAsia="Aptos" w:hAnsi="Aptos" w:cs="Times New Roman"/>
+          <w:kern w:val="2"/>
+          <w:sz w:val="24"/>
+          <w:szCs w:val="24"/>
+          <w:lang w:val="en-US"/>
+          <w14:ligatures w14:val="standardContextual"/>
+        </w:rPr>
+        <w:t xml:space="preserve"> a registration number after paying Rs. 5000 as an entry fee. The applicant </w:t>
+      </w:r>
+      <w:proofErr w:type="gramStart"/>
+      <w:r>
+        <w:rPr>
+          <w:rFonts w:ascii="Aptos" w:eastAsia="Aptos" w:hAnsi="Aptos" w:cs="Times New Roman"/>
+          <w:kern w:val="2"/>
+          <w:sz w:val="24"/>
+          <w:szCs w:val="24"/>
+          <w:lang w:val="en-US"/>
+          <w14:ligatures w14:val="standardContextual"/>
+        </w:rPr>
+        <w:t>has to</w:t>
+      </w:r>
+      <w:proofErr w:type="gramEnd"/>
+      <w:r>
+        <w:rPr>
+          <w:rFonts w:ascii="Aptos" w:eastAsia="Aptos" w:hAnsi="Aptos" w:cs="Times New Roman"/>
+          <w:kern w:val="2"/>
+          <w:sz w:val="24"/>
+          <w:szCs w:val="24"/>
+          <w:lang w:val="en-US"/>
+          <w14:ligatures w14:val="standardContextual"/>
+        </w:rPr>
+        <w:t xml:space="preserve"> play an instrument for three minutes else will be disqualified. The experts will provide points </w:t>
+      </w:r>
+      <w:proofErr w:type="gramStart"/>
+      <w:r>
+        <w:rPr>
+          <w:rFonts w:ascii="Aptos" w:eastAsia="Aptos" w:hAnsi="Aptos" w:cs="Times New Roman"/>
+          <w:kern w:val="2"/>
+          <w:sz w:val="24"/>
+          <w:szCs w:val="24"/>
+          <w:lang w:val="en-US"/>
+          <w14:ligatures w14:val="standardContextual"/>
+        </w:rPr>
+        <w:t>on the basis of</w:t>
+      </w:r>
+      <w:proofErr w:type="gramEnd"/>
+      <w:r>
+        <w:rPr>
+          <w:rFonts w:ascii="Aptos" w:eastAsia="Aptos" w:hAnsi="Aptos" w:cs="Times New Roman"/>
+          <w:kern w:val="2"/>
+          <w:sz w:val="24"/>
+          <w:szCs w:val="24"/>
+          <w:lang w:val="en-US"/>
+          <w14:ligatures w14:val="standardContextual"/>
+        </w:rPr>
+        <w:t xml:space="preserve"> some criteria. The applicant having the highest point will be declared winner and will get a cash prize of Rs. 1,00,000 and all the qualified applicants will get a gift hamper.</w:t>
       </w:r>
     </w:p>
     <w:p>
@@ -953,6 +1073,7 @@
         <w:lastRenderedPageBreak/>
         <w:t xml:space="preserve">The admin and user </w:t>
       </w:r>
+      <w:proofErr w:type="gramStart"/>
       <w:r>
         <w:rPr>
           <w:rFonts w:ascii="Aptos" w:eastAsia="Aptos" w:hAnsi="Aptos" w:cs="Times New Roman"/>
@@ -973,7 +1094,19 @@
           <w:lang w:val="en-US"/>
           <w14:ligatures w14:val="standardContextual"/>
         </w:rPr>
-        <w:t xml:space="preserve"> to log in to the patient record system. The user can see details of its records but will not be able to make changes. The changes will be controlled by admin. The admin has authority to generate reports and send </w:t>
+        <w:t xml:space="preserve"> to</w:t>
+      </w:r>
+      <w:proofErr w:type="gramEnd"/>
+      <w:r>
+        <w:rPr>
+          <w:rFonts w:ascii="Aptos" w:eastAsia="Aptos" w:hAnsi="Aptos" w:cs="Times New Roman"/>
+          <w:kern w:val="2"/>
+          <w:sz w:val="24"/>
+          <w:szCs w:val="24"/>
+          <w:lang w:val="en-US"/>
+          <w14:ligatures w14:val="standardContextual"/>
+        </w:rPr>
+        <w:t xml:space="preserve"> log in to the patient record system. The user can see details of its records but will not be able to make changes. The changes will be controlled by admin. The admin has authority to generate reports and send </w:t>
       </w:r>
       <w:r>
         <w:rPr>
@@ -1678,16 +1811,29 @@
           <w14:ligatures w14:val="standardContextual"/>
         </w:rPr>
       </w:pPr>
-      <w:r>
-        <w:rPr>
-          <w:rFonts w:ascii="Aptos" w:eastAsia="Aptos" w:hAnsi="Aptos" w:cs="Times New Roman"/>
-          <w:kern w:val="2"/>
-          <w:sz w:val="24"/>
-          <w:szCs w:val="24"/>
-          <w:lang w:val="en-US"/>
-          <w14:ligatures w14:val="standardContextual"/>
-        </w:rPr>
-        <w:t>List traditional methods for determining system requirements. Explain advantages and pitfalls of observing workers to determine system requirements.</w:t>
+      <w:proofErr w:type="gramStart"/>
+      <w:r>
+        <w:rPr>
+          <w:rFonts w:ascii="Aptos" w:eastAsia="Aptos" w:hAnsi="Aptos" w:cs="Times New Roman"/>
+          <w:kern w:val="2"/>
+          <w:sz w:val="24"/>
+          <w:szCs w:val="24"/>
+          <w:lang w:val="en-US"/>
+          <w14:ligatures w14:val="standardContextual"/>
+        </w:rPr>
+        <w:t>List</w:t>
+      </w:r>
+      <w:proofErr w:type="gramEnd"/>
+      <w:r>
+        <w:rPr>
+          <w:rFonts w:ascii="Aptos" w:eastAsia="Aptos" w:hAnsi="Aptos" w:cs="Times New Roman"/>
+          <w:kern w:val="2"/>
+          <w:sz w:val="24"/>
+          <w:szCs w:val="24"/>
+          <w:lang w:val="en-US"/>
+          <w14:ligatures w14:val="standardContextual"/>
+        </w:rPr>
+        <w:t xml:space="preserve"> traditional methods for determining system requirements. Explain advantages and pitfalls of observing workers to determine system requirements.</w:t>
       </w:r>
     </w:p>
     <w:p>
@@ -2408,6 +2554,7 @@
           <w14:ligatures w14:val="standardContextual"/>
         </w:rPr>
       </w:pPr>
+      <w:proofErr w:type="gramStart"/>
       <w:r>
         <w:rPr>
           <w:rFonts w:ascii="Aptos" w:eastAsia="Aptos" w:hAnsi="Aptos" w:cs="Times New Roman"/>
@@ -2418,7 +2565,19 @@
           <w14:ligatures w14:val="standardContextual"/>
         </w:rPr>
         <w:lastRenderedPageBreak/>
-        <w:t xml:space="preserve">A system costs Rs. 2,00,000 to install and Rs. 10,000 per month as recurring expenses. The benefit per year is </w:t>
+        <w:t>A system</w:t>
+      </w:r>
+      <w:proofErr w:type="gramEnd"/>
+      <w:r>
+        <w:rPr>
+          <w:rFonts w:ascii="Aptos" w:eastAsia="Aptos" w:hAnsi="Aptos" w:cs="Times New Roman"/>
+          <w:kern w:val="2"/>
+          <w:sz w:val="24"/>
+          <w:szCs w:val="24"/>
+          <w:lang w:val="en-US"/>
+          <w14:ligatures w14:val="standardContextual"/>
+        </w:rPr>
+        <w:t xml:space="preserve"> costs Rs. 2,00,000 to install and Rs. 10,000 per month as recurring expenses. The benefit per year is </w:t>
       </w:r>
       <w:r>
         <w:rPr>
@@ -3691,7 +3850,31 @@
           <w:lang w:val="en-US"/>
           <w14:ligatures w14:val="standardContextual"/>
         </w:rPr>
-        <w:t>What is testing? Explain any four different testing techniques.</w:t>
+        <w:t xml:space="preserve">What is testing? Explain </w:t>
+      </w:r>
+      <w:proofErr w:type="gramStart"/>
+      <w:r>
+        <w:rPr>
+          <w:rFonts w:ascii="Aptos" w:eastAsia="Aptos" w:hAnsi="Aptos" w:cs="Times New Roman"/>
+          <w:kern w:val="2"/>
+          <w:sz w:val="24"/>
+          <w:szCs w:val="24"/>
+          <w:lang w:val="en-US"/>
+          <w14:ligatures w14:val="standardContextual"/>
+        </w:rPr>
+        <w:t>any</w:t>
+      </w:r>
+      <w:proofErr w:type="gramEnd"/>
+      <w:r>
+        <w:rPr>
+          <w:rFonts w:ascii="Aptos" w:eastAsia="Aptos" w:hAnsi="Aptos" w:cs="Times New Roman"/>
+          <w:kern w:val="2"/>
+          <w:sz w:val="24"/>
+          <w:szCs w:val="24"/>
+          <w:lang w:val="en-US"/>
+          <w14:ligatures w14:val="standardContextual"/>
+        </w:rPr>
+        <w:t xml:space="preserve"> four different testing techniques.</w:t>
       </w:r>
     </w:p>
     <w:p>
@@ -4230,16 +4413,29 @@
           <w14:ligatures w14:val="standardContextual"/>
         </w:rPr>
       </w:pPr>
-      <w:r>
-        <w:rPr>
-          <w:rFonts w:ascii="Aptos" w:eastAsia="Aptos" w:hAnsi="Aptos" w:cs="Times New Roman"/>
-          <w:kern w:val="2"/>
-          <w:sz w:val="24"/>
-          <w:szCs w:val="24"/>
-          <w:lang w:val="en-US"/>
-          <w14:ligatures w14:val="standardContextual"/>
-        </w:rPr>
-        <w:t>List major activities of maintenance. Explain different types of maintenance activities.</w:t>
+      <w:proofErr w:type="gramStart"/>
+      <w:r>
+        <w:rPr>
+          <w:rFonts w:ascii="Aptos" w:eastAsia="Aptos" w:hAnsi="Aptos" w:cs="Times New Roman"/>
+          <w:kern w:val="2"/>
+          <w:sz w:val="24"/>
+          <w:szCs w:val="24"/>
+          <w:lang w:val="en-US"/>
+          <w14:ligatures w14:val="standardContextual"/>
+        </w:rPr>
+        <w:t>List</w:t>
+      </w:r>
+      <w:proofErr w:type="gramEnd"/>
+      <w:r>
+        <w:rPr>
+          <w:rFonts w:ascii="Aptos" w:eastAsia="Aptos" w:hAnsi="Aptos" w:cs="Times New Roman"/>
+          <w:kern w:val="2"/>
+          <w:sz w:val="24"/>
+          <w:szCs w:val="24"/>
+          <w:lang w:val="en-US"/>
+          <w14:ligatures w14:val="standardContextual"/>
+        </w:rPr>
+        <w:t xml:space="preserve"> major activities of maintenance. Explain different types of maintenance activities.</w:t>
       </w:r>
     </w:p>
     <w:p>
